--- a/pr-preview/pr-422/linear-algebra-rank-nullity.docx
+++ b/pr-preview/pr-422/linear-algebra-rank-nullity.docx
@@ -15,10 +15,10 @@
         <w:pStyle w:val="Date"/>
       </w:pPr>
       <w:r>
-        <w:t xml:space="preserve">Last modified: 2026-10-19 13:31:05 (PDT)</w:t>
+        <w:t xml:space="preserve">Last modified: 2026-10-19 17:30:45 (PDT)</w:t>
       </w:r>
     </w:p>
-    <w:bookmarkStart w:id="44" w:name="sec-column-null-space"/>
+    <w:bookmarkStart w:id="39" w:name="sec-column-null-space"/>
     <w:p>
       <w:pPr>
         <w:pStyle w:val="Heading2"/>
@@ -7440,7 +7440,7 @@
       </w:r>
     </w:p>
     <w:bookmarkEnd w:id="36"/>
-    <w:bookmarkStart w:id="39" w:name="thm-gram-properties"/>
+    <w:bookmarkStart w:id="37" w:name="thm-null-gram"/>
     <w:p>
       <w:pPr>
         <w:pStyle w:val="BodyText"/>
@@ -7450,857 +7450,7 @@
           <w:b/>
           <w:bCs/>
         </w:rPr>
-        <w:t xml:space="preserve">Theorem 5 (Entries and symmetry of a Gram matrix)</w:t>
-      </w:r>
-      <w:r>
-        <w:t xml:space="preserve"> </w:t>
-      </w:r>
-      <w:r>
-        <w:t xml:space="preserve">Let</w:t>
-      </w:r>
-      <w:r>
-        <w:t xml:space="preserve"> </w:t>
-      </w:r>
-      <m:oMath>
-        <m:r>
-          <m:rPr>
-            <m:sty m:val="bi"/>
-          </m:rPr>
-          <m:t>A</m:t>
-        </m:r>
-      </m:oMath>
-      <w:r>
-        <w:t xml:space="preserve"> </w:t>
-      </w:r>
-      <w:r>
-        <w:t xml:space="preserve">be an</w:t>
-      </w:r>
-      <w:r>
-        <w:t xml:space="preserve"> </w:t>
-      </w:r>
-      <m:oMath>
-        <m:r>
-          <m:t>m</m:t>
-        </m:r>
-        <m:r>
-          <m:rPr>
-            <m:sty m:val="p"/>
-          </m:rPr>
-          <m:t>×</m:t>
-        </m:r>
-        <m:r>
-          <m:t>n</m:t>
-        </m:r>
-      </m:oMath>
-      <w:r>
-        <w:t xml:space="preserve"> </w:t>
-      </w:r>
-      <w:r>
-        <w:t xml:space="preserve">matrix with columns</w:t>
-      </w:r>
-      <w:r>
-        <w:t xml:space="preserve"> </w:t>
-      </w:r>
-      <w:r>
-        <w:t xml:space="preserve">$\mathord{\smash[b]{\underset{\raise.3ex\hbox{$\scriptstyle\sim$}}{a}}\vphantom{a}}_1, \ldots, \mathord{\smash[b]{\underset{\raise.3ex\hbox{$\scriptstyle\sim$}}{a}}\vphantom{a}}_n$</w:t>
-      </w:r>
-      <w:r>
-        <w:t xml:space="preserve">,</w:t>
-      </w:r>
-      <w:r>
-        <w:t xml:space="preserve"> </w:t>
-      </w:r>
-      <w:r>
-        <w:t xml:space="preserve">and let</w:t>
-      </w:r>
-      <w:r>
-        <w:t xml:space="preserve"> </w:t>
-      </w:r>
-      <m:oMath>
-        <m:r>
-          <m:rPr>
-            <m:sty m:val="bi"/>
-          </m:rPr>
-          <m:t>G</m:t>
-        </m:r>
-        <m:r>
-          <m:rPr>
-            <m:sty m:val="p"/>
-          </m:rPr>
-          <m:t>=</m:t>
-        </m:r>
-        <m:sSup>
-          <m:e>
-            <m:r>
-              <m:rPr>
-                <m:sty m:val="bi"/>
-              </m:rPr>
-              <m:t>A</m:t>
-            </m:r>
-          </m:e>
-          <m:sup>
-            <m:r>
-              <m:rPr>
-                <m:sty m:val="p"/>
-              </m:rPr>
-              <m:t>⊤</m:t>
-            </m:r>
-          </m:sup>
-        </m:sSup>
-        <m:r>
-          <m:rPr>
-            <m:sty m:val="bi"/>
-          </m:rPr>
-          <m:t>A</m:t>
-        </m:r>
-      </m:oMath>
-      <w:r>
-        <w:t xml:space="preserve"> </w:t>
-      </w:r>
-      <w:r>
-        <w:t xml:space="preserve">(</w:t>
-      </w:r>
-      <w:hyperlink w:anchor="def-gram-matrix">
-        <w:r>
-          <w:rPr>
-            <w:rStyle w:val="Hyperlink"/>
-          </w:rPr>
-          <w:t xml:space="preserve">Definition 6</w:t>
-        </w:r>
-      </w:hyperlink>
-      <w:r>
-        <w:t xml:space="preserve">).</w:t>
-      </w:r>
-    </w:p>
-    <w:p>
-      <w:pPr>
-        <w:pStyle w:val="Compact"/>
-        <w:numPr>
-          <w:ilvl w:val="0"/>
-          <w:numId w:val="1002"/>
-        </w:numPr>
-      </w:pPr>
-      <w:r>
-        <w:t xml:space="preserve">Entry</w:t>
-      </w:r>
-      <w:r>
-        <w:t xml:space="preserve"> </w:t>
-      </w:r>
-      <m:oMath>
-        <m:r>
-          <m:rPr>
-            <m:sty m:val="p"/>
-          </m:rPr>
-          <m:t>(</m:t>
-        </m:r>
-        <m:r>
-          <m:t>i</m:t>
-        </m:r>
-        <m:r>
-          <m:rPr>
-            <m:sty m:val="p"/>
-          </m:rPr>
-          <m:t>,</m:t>
-        </m:r>
-        <m:r>
-          <m:t>j</m:t>
-        </m:r>
-        <m:r>
-          <m:rPr>
-            <m:sty m:val="p"/>
-          </m:rPr>
-          <m:t>)</m:t>
-        </m:r>
-      </m:oMath>
-      <w:r>
-        <w:t xml:space="preserve"> </w:t>
-      </w:r>
-      <w:r>
-        <w:t xml:space="preserve">of</w:t>
-      </w:r>
-      <w:r>
-        <w:t xml:space="preserve"> </w:t>
-      </w:r>
-      <m:oMath>
-        <m:r>
-          <m:rPr>
-            <m:sty m:val="bi"/>
-          </m:rPr>
-          <m:t>G</m:t>
-        </m:r>
-      </m:oMath>
-      <w:r>
-        <w:t xml:space="preserve"> </w:t>
-      </w:r>
-      <w:r>
-        <w:t xml:space="preserve">is</w:t>
-      </w:r>
-      <w:r>
-        <w:t xml:space="preserve"> </w:t>
-      </w:r>
-      <w:r>
-        <w:t xml:space="preserve">$\mathord{\smash[b]{\underset{\raise.3ex\hbox{$\scriptstyle\sim$}}{a}}\vphantom{a}}_i \cdot \mathord{\smash[b]{\underset{\raise.3ex\hbox{$\scriptstyle\sim$}}{a}}\vphantom{a}}_j$</w:t>
-      </w:r>
-      <w:r>
-        <w:t xml:space="preserve">.</w:t>
-      </w:r>
-    </w:p>
-    <w:p>
-      <w:pPr>
-        <w:pStyle w:val="Compact"/>
-        <w:numPr>
-          <w:ilvl w:val="0"/>
-          <w:numId w:val="1002"/>
-        </w:numPr>
-      </w:pPr>
-      <m:oMath>
-        <m:r>
-          <m:rPr>
-            <m:sty m:val="bi"/>
-          </m:rPr>
-          <m:t>G</m:t>
-        </m:r>
-      </m:oMath>
-      <w:r>
-        <w:t xml:space="preserve"> </w:t>
-      </w:r>
-      <w:r>
-        <w:t xml:space="preserve">is symmetric (</w:t>
-      </w:r>
-      <w:hyperlink r:id="rId37">
-        <w:r>
-          <w:rPr>
-            <w:rStyle w:val="Hyperlink"/>
-          </w:rPr>
-          <w:t xml:space="preserve">Definition 3 in Special Matrices and Decompositions</w:t>
-        </w:r>
-      </w:hyperlink>
-      <w:r>
-        <w:t xml:space="preserve">).</w:t>
-      </w:r>
-    </w:p>
-    <w:p>
-      <w:pPr>
-        <w:pStyle w:val="Compact"/>
-        <w:numPr>
-          <w:ilvl w:val="0"/>
-          <w:numId w:val="1002"/>
-        </w:numPr>
-      </w:pPr>
-      <w:r>
-        <w:t xml:space="preserve">${\mathord{\smash[b]{\underset{\raise.3ex\hbox{$\scriptstyle\sim$}}{x}}\vphantom{x}}}^{\top} \mathbf{G} \mathord{\smash[b]{\underset{\raise.3ex\hbox{$\scriptstyle\sim$}}{x}}\vphantom{x}} = \mathopen{}\left\lVert\mathbf{A} \mathord{\smash[b]{\underset{\raise.3ex\hbox{$\scriptstyle\sim$}}{x}}\vphantom{x}}\right\rVert\mathclose{}^2 \ge 0$</w:t>
-      </w:r>
-      <w:r>
-        <w:t xml:space="preserve"> </w:t>
-      </w:r>
-      <w:r>
-        <w:t xml:space="preserve">for every</w:t>
-      </w:r>
-      <w:r>
-        <w:t xml:space="preserve"> </w:t>
-      </w:r>
-      <w:r>
-        <w:t xml:space="preserve">$\mathord{\smash[b]{\underset{\raise.3ex\hbox{$\scriptstyle\sim$}}{x}}\vphantom{x}}\in \mathbb{R}^n$</w:t>
-      </w:r>
-      <w:r>
-        <w:t xml:space="preserve">,</w:t>
-      </w:r>
-      <w:r>
-        <w:t xml:space="preserve"> </w:t>
-      </w:r>
-      <w:r>
-        <w:t xml:space="preserve">so</w:t>
-      </w:r>
-      <w:r>
-        <w:t xml:space="preserve"> </w:t>
-      </w:r>
-      <m:oMath>
-        <m:r>
-          <m:rPr>
-            <m:sty m:val="bi"/>
-          </m:rPr>
-          <m:t>G</m:t>
-        </m:r>
-      </m:oMath>
-      <w:r>
-        <w:t xml:space="preserve"> </w:t>
-      </w:r>
-      <w:r>
-        <w:t xml:space="preserve">is</w:t>
-      </w:r>
-      <w:r>
-        <w:t xml:space="preserve"> </w:t>
-      </w:r>
-      <w:hyperlink r:id="rId38">
-        <w:r>
-          <w:rPr>
-            <w:rStyle w:val="Hyperlink"/>
-          </w:rPr>
-          <w:t xml:space="preserve">positive semidefinite</w:t>
-        </w:r>
-      </w:hyperlink>
-      <w:r>
-        <w:t xml:space="preserve">.</w:t>
-      </w:r>
-    </w:p>
-    <w:bookmarkEnd w:id="39"/>
-    <w:p>
-      <w:pPr>
-        <w:pStyle w:val="FirstParagraph"/>
-      </w:pPr>
-      <w:r>
-        <w:rPr>
-          <w:i/>
-          <w:iCs/>
-        </w:rPr>
-        <w:t xml:space="preserve">Proof</w:t>
-      </w:r>
-      <w:r>
-        <w:t xml:space="preserve">. </w:t>
-      </w:r>
-      <w:r>
-        <w:rPr>
-          <w:b/>
-          <w:bCs/>
-        </w:rPr>
-        <w:t xml:space="preserve">Entries.</w:t>
-      </w:r>
-      <w:r>
-        <w:t xml:space="preserve"> </w:t>
-      </w:r>
-      <w:r>
-        <w:t xml:space="preserve">Row</w:t>
-      </w:r>
-      <w:r>
-        <w:t xml:space="preserve"> </w:t>
-      </w:r>
-      <m:oMath>
-        <m:r>
-          <m:t>i</m:t>
-        </m:r>
-      </m:oMath>
-      <w:r>
-        <w:t xml:space="preserve"> </w:t>
-      </w:r>
-      <w:r>
-        <w:t xml:space="preserve">of</w:t>
-      </w:r>
-      <w:r>
-        <w:t xml:space="preserve"> </w:t>
-      </w:r>
-      <m:oMath>
-        <m:sSup>
-          <m:e>
-            <m:r>
-              <m:rPr>
-                <m:sty m:val="bi"/>
-              </m:rPr>
-              <m:t>A</m:t>
-            </m:r>
-          </m:e>
-          <m:sup>
-            <m:r>
-              <m:rPr>
-                <m:sty m:val="p"/>
-              </m:rPr>
-              <m:t>⊤</m:t>
-            </m:r>
-          </m:sup>
-        </m:sSup>
-      </m:oMath>
-      <w:r>
-        <w:t xml:space="preserve"> </w:t>
-      </w:r>
-      <w:r>
-        <w:t xml:space="preserve">is</w:t>
-      </w:r>
-      <w:r>
-        <w:t xml:space="preserve"> </w:t>
-      </w:r>
-      <w:r>
-        <w:t xml:space="preserve">${\mathord{\smash[b]{\underset{\raise.3ex\hbox{$\scriptstyle\sim$}}{a}}\vphantom{a}}_i}^{\top}$</w:t>
-      </w:r>
-      <w:r>
-        <w:t xml:space="preserve">,</w:t>
-      </w:r>
-      <w:r>
-        <w:t xml:space="preserve"> </w:t>
-      </w:r>
-      <w:r>
-        <w:t xml:space="preserve">so entry</w:t>
-      </w:r>
-      <w:r>
-        <w:t xml:space="preserve"> </w:t>
-      </w:r>
-      <m:oMath>
-        <m:r>
-          <m:rPr>
-            <m:sty m:val="p"/>
-          </m:rPr>
-          <m:t>(</m:t>
-        </m:r>
-        <m:r>
-          <m:t>i</m:t>
-        </m:r>
-        <m:r>
-          <m:rPr>
-            <m:sty m:val="p"/>
-          </m:rPr>
-          <m:t>,</m:t>
-        </m:r>
-        <m:r>
-          <m:t>j</m:t>
-        </m:r>
-        <m:r>
-          <m:rPr>
-            <m:sty m:val="p"/>
-          </m:rPr>
-          <m:t>)</m:t>
-        </m:r>
-      </m:oMath>
-      <w:r>
-        <w:t xml:space="preserve"> </w:t>
-      </w:r>
-      <w:r>
-        <w:t xml:space="preserve">of</w:t>
-      </w:r>
-      <w:r>
-        <w:t xml:space="preserve"> </w:t>
-      </w:r>
-      <m:oMath>
-        <m:sSup>
-          <m:e>
-            <m:r>
-              <m:rPr>
-                <m:sty m:val="bi"/>
-              </m:rPr>
-              <m:t>A</m:t>
-            </m:r>
-          </m:e>
-          <m:sup>
-            <m:r>
-              <m:rPr>
-                <m:sty m:val="p"/>
-              </m:rPr>
-              <m:t>⊤</m:t>
-            </m:r>
-          </m:sup>
-        </m:sSup>
-        <m:r>
-          <m:rPr>
-            <m:sty m:val="bi"/>
-          </m:rPr>
-          <m:t>A</m:t>
-        </m:r>
-      </m:oMath>
-      <w:r>
-        <w:t xml:space="preserve"> </w:t>
-      </w:r>
-      <w:r>
-        <w:t xml:space="preserve">is the dot product of that row with column</w:t>
-      </w:r>
-      <w:r>
-        <w:t xml:space="preserve"> </w:t>
-      </w:r>
-      <m:oMath>
-        <m:r>
-          <m:t>j</m:t>
-        </m:r>
-      </m:oMath>
-      <w:r>
-        <w:t xml:space="preserve"> </w:t>
-      </w:r>
-      <w:r>
-        <w:t xml:space="preserve">of</w:t>
-      </w:r>
-      <w:r>
-        <w:t xml:space="preserve"> </w:t>
-      </w:r>
-      <m:oMath>
-        <m:r>
-          <m:rPr>
-            <m:sty m:val="bi"/>
-          </m:rPr>
-          <m:t>A</m:t>
-        </m:r>
-      </m:oMath>
-      <w:r>
-        <w:t xml:space="preserve">,</w:t>
-      </w:r>
-      <w:r>
-        <w:t xml:space="preserve"> </w:t>
-      </w:r>
-      <w:r>
-        <w:t xml:space="preserve">namely</w:t>
-      </w:r>
-      <w:r>
-        <w:t xml:space="preserve"> </w:t>
-      </w:r>
-      <w:r>
-        <w:t xml:space="preserve">${\mathord{\smash[b]{\underset{\raise.3ex\hbox{$\scriptstyle\sim$}}{a}}\vphantom{a}}_i}^{\top} \mathord{\smash[b]{\underset{\raise.3ex\hbox{$\scriptstyle\sim$}}{a}}\vphantom{a}}_j = \mathord{\smash[b]{\underset{\raise.3ex\hbox{$\scriptstyle\sim$}}{a}}\vphantom{a}}_i \cdot \mathord{\smash[b]{\underset{\raise.3ex\hbox{$\scriptstyle\sim$}}{a}}\vphantom{a}}_j$</w:t>
-      </w:r>
-      <w:r>
-        <w:t xml:space="preserve">.</w:t>
-      </w:r>
-    </w:p>
-    <w:p>
-      <w:pPr>
-        <w:pStyle w:val="BodyText"/>
-      </w:pPr>
-      <w:r>
-        <w:rPr>
-          <w:b/>
-          <w:bCs/>
-        </w:rPr>
-        <w:t xml:space="preserve">Symmetry.</w:t>
-      </w:r>
-      <w:r>
-        <w:t xml:space="preserve"> </w:t>
-      </w:r>
-      <w:r>
-        <w:t xml:space="preserve">The dot product is commutative, so</w:t>
-      </w:r>
-    </w:p>
-    <w:p>
-      <w:pPr>
-        <w:pStyle w:val="BodyText"/>
-      </w:pPr>
-      <w:r>
-        <w:t xml:space="preserve">$$
-    \begin{aligned}
-    g_{ij} &amp;= \mathord{\smash[b]{\underset{\raise.3ex\hbox{$\scriptstyle\sim$}}{a}}\vphantom{a}}_i \cdot \mathord{\smash[b]{\underset{\raise.3ex\hbox{$\scriptstyle\sim$}}{a}}\vphantom{a}}_j \\
-    &amp;= \mathord{\smash[b]{\underset{\raise.3ex\hbox{$\scriptstyle\sim$}}{a}}\vphantom{a}}_j \cdot \mathord{\smash[b]{\underset{\raise.3ex\hbox{$\scriptstyle\sim$}}{a}}\vphantom{a}}_i \\
-    &amp;= g_{ji}.
-    \end{aligned}
-    $$</w:t>
-      </w:r>
-    </w:p>
-    <w:p>
-      <w:pPr>
-        <w:pStyle w:val="FirstParagraph"/>
-      </w:pPr>
-      <w:r>
-        <w:rPr>
-          <w:b/>
-          <w:bCs/>
-        </w:rPr>
-        <w:t xml:space="preserve">Positive semidefiniteness.</w:t>
-      </w:r>
-      <w:r>
-        <w:t xml:space="preserve"> </w:t>
-      </w:r>
-      <w:r>
-        <w:t xml:space="preserve">For any</w:t>
-      </w:r>
-      <w:r>
-        <w:t xml:space="preserve"> </w:t>
-      </w:r>
-      <w:r>
-        <w:t xml:space="preserve">$\mathord{\smash[b]{\underset{\raise.3ex\hbox{$\scriptstyle\sim$}}{x}}\vphantom{x}}$</w:t>
-      </w:r>
-      <w:r>
-        <w:t xml:space="preserve">,</w:t>
-      </w:r>
-    </w:p>
-    <w:p>
-      <w:pPr>
-        <w:pStyle w:val="BodyText"/>
-      </w:pPr>
-      <w:r>
-        <w:t xml:space="preserve">$$
-    \begin{aligned}
-    {\mathord{\smash[b]{\underset{\raise.3ex\hbox{$\scriptstyle\sim$}}{x}}\vphantom{x}}}^{\top} \mathbf{G} \mathord{\smash[b]{\underset{\raise.3ex\hbox{$\scriptstyle\sim$}}{x}}\vphantom{x}}
-    &amp;= {\mathord{\smash[b]{\underset{\raise.3ex\hbox{$\scriptstyle\sim$}}{x}}\vphantom{x}}}^{\top}\,{\mathbf{A}}^{\top}\,\mathbf{A} \mathord{\smash[b]{\underset{\raise.3ex\hbox{$\scriptstyle\sim$}}{x}}\vphantom{x}}
-    &amp;&amp; \text{(substitute } \mathbf{G} \text{)}
-    \\
-    &amp;= {(\mathbf{A} \mathord{\smash[b]{\underset{\raise.3ex\hbox{$\scriptstyle\sim$}}{x}}\vphantom{x}})}^{\top}\,(\mathbf{A} \mathord{\smash[b]{\underset{\raise.3ex\hbox{$\scriptstyle\sim$}}{x}}\vphantom{x}})
-    &amp;&amp; \text{(}\text{Theorem~17 in Matrices}\text{)}
-    \\
-    &amp;= \mathopen{}\left\lVert\mathbf{A} \mathord{\smash[b]{\underset{\raise.3ex\hbox{$\scriptstyle\sim$}}{x}}\vphantom{x}}\right\rVert\mathclose{}^2
-    &amp;&amp; \text{(}\text{Equation~2 in Vectors}\text{, squared)}
-    \\
-    &amp;\ge 0.
-    &amp;&amp; \text{(a squared norm is nonnegative)}
-    \end{aligned}
-    $$</w:t>
-      </w:r>
-    </w:p>
-    <w:bookmarkStart w:id="41" w:name="exm-gram-properties"/>
-    <w:p>
-      <w:pPr>
-        <w:pStyle w:val="FirstParagraph"/>
-      </w:pPr>
-      <w:r>
-        <w:rPr>
-          <w:b/>
-          <w:bCs/>
-        </w:rPr>
-        <w:t xml:space="preserve">Example 9 (Checking the properties on a small Gram matrix)</w:t>
-      </w:r>
-      <w:r>
-        <w:t xml:space="preserve"> </w:t>
-      </w:r>
-      <w:r>
-        <w:t xml:space="preserve">For</w:t>
-      </w:r>
-      <w:r>
-        <w:t xml:space="preserve"> </w:t>
-      </w:r>
-      <m:oMath>
-        <m:r>
-          <m:rPr>
-            <m:sty m:val="bi"/>
-          </m:rPr>
-          <m:t>A</m:t>
-        </m:r>
-      </m:oMath>
-      <w:r>
-        <w:t xml:space="preserve"> </w:t>
-      </w:r>
-      <w:r>
-        <w:t xml:space="preserve">in</w:t>
-      </w:r>
-      <w:r>
-        <w:t xml:space="preserve"> </w:t>
-      </w:r>
-      <w:hyperlink w:anchor="exm-gram-matrix">
-        <w:r>
-          <w:rPr>
-            <w:rStyle w:val="Hyperlink"/>
-          </w:rPr>
-          <w:t xml:space="preserve">Example 8</w:t>
-        </w:r>
-      </w:hyperlink>
-      <w:r>
-        <w:t xml:space="preserve">,</w:t>
-      </w:r>
-      <w:r>
-        <w:t xml:space="preserve"> </w:t>
-      </w:r>
-      <m:oMath>
-        <m:r>
-          <m:rPr>
-            <m:sty m:val="bi"/>
-          </m:rPr>
-          <m:t>G</m:t>
-        </m:r>
-        <m:r>
-          <m:rPr>
-            <m:sty m:val="p"/>
-          </m:rPr>
-          <m:t>=</m:t>
-        </m:r>
-        <m:d>
-          <m:dPr>
-            <m:begChr m:val="["/>
-            <m:sepChr m:val=""/>
-            <m:endChr m:val="]"/>
-            <m:grow/>
-          </m:dPr>
-          <m:e>
-            <m:m>
-              <m:mPr>
-                <m:baseJc m:val="center"/>
-                <m:plcHide m:val="on"/>
-                <m:mcs>
-                  <m:mc>
-                    <m:mcPr>
-                      <m:mcJc m:val="center"/>
-                      <m:count m:val="1"/>
-                    </m:mcPr>
-                  </m:mc>
-                  <m:mc>
-                    <m:mcPr>
-                      <m:mcJc m:val="center"/>
-                      <m:count m:val="1"/>
-                    </m:mcPr>
-                  </m:mc>
-                </m:mcs>
-              </m:mPr>
-              <m:mr>
-                <m:e>
-                  <m:r>
-                    <m:t>2</m:t>
-                  </m:r>
-                </m:e>
-                <m:e>
-                  <m:r>
-                    <m:t>1</m:t>
-                  </m:r>
-                </m:e>
-              </m:mr>
-              <m:mr>
-                <m:e>
-                  <m:r>
-                    <m:t>1</m:t>
-                  </m:r>
-                </m:e>
-                <m:e>
-                  <m:r>
-                    <m:t>2</m:t>
-                  </m:r>
-                </m:e>
-              </m:mr>
-            </m:m>
-          </m:e>
-        </m:d>
-      </m:oMath>
-      <w:r>
-        <w:t xml:space="preserve">.</w:t>
-      </w:r>
-      <w:r>
-        <w:t xml:space="preserve"> </w:t>
-      </w:r>
-      <w:r>
-        <w:t xml:space="preserve">It is symmetric:</w:t>
-      </w:r>
-      <w:r>
-        <w:t xml:space="preserve"> </w:t>
-      </w:r>
-      <m:oMath>
-        <m:sSub>
-          <m:e>
-            <m:r>
-              <m:t>g</m:t>
-            </m:r>
-          </m:e>
-          <m:sub>
-            <m:r>
-              <m:t>12</m:t>
-            </m:r>
-          </m:sub>
-        </m:sSub>
-        <m:r>
-          <m:rPr>
-            <m:sty m:val="p"/>
-          </m:rPr>
-          <m:t>=</m:t>
-        </m:r>
-        <m:sSub>
-          <m:e>
-            <m:r>
-              <m:t>g</m:t>
-            </m:r>
-          </m:e>
-          <m:sub>
-            <m:r>
-              <m:t>21</m:t>
-            </m:r>
-          </m:sub>
-        </m:sSub>
-        <m:r>
-          <m:rPr>
-            <m:sty m:val="p"/>
-          </m:rPr>
-          <m:t>=</m:t>
-        </m:r>
-        <m:r>
-          <m:t>1</m:t>
-        </m:r>
-      </m:oMath>
-      <w:r>
-        <w:t xml:space="preserve">.</w:t>
-      </w:r>
-      <w:r>
-        <w:t xml:space="preserve"> </w:t>
-      </w:r>
-      <w:r>
-        <w:t xml:space="preserve">Take</w:t>
-      </w:r>
-      <w:r>
-        <w:t xml:space="preserve"> </w:t>
-      </w:r>
-      <w:r>
-        <w:t xml:space="preserve">$\mathord{\smash[b]{\underset{\raise.3ex\hbox{$\scriptstyle\sim$}}{x}}\vphantom{x}}= (1, -1)$</w:t>
-      </w:r>
-      <w:r>
-        <w:t xml:space="preserve">. Then</w:t>
-      </w:r>
-    </w:p>
-    <w:p>
-      <w:pPr>
-        <w:pStyle w:val="BodyText"/>
-      </w:pPr>
-      <w:r>
-        <w:t xml:space="preserve">$$
-    \begin{aligned}
-    {\mathord{\smash[b]{\underset{\raise.3ex\hbox{$\scriptstyle\sim$}}{x}}\vphantom{x}}}^{\top} \mathbf{G} \mathord{\smash[b]{\underset{\raise.3ex\hbox{$\scriptstyle\sim$}}{x}}\vphantom{x}}
-    &amp;= \begin{bmatrix} 1 &amp; -1 \end{bmatrix} \begin{bmatrix} 1 \\ -1 \end{bmatrix}
-    &amp;&amp; \text{(} \mathbf{G} \mathord{\smash[b]{\underset{\raise.3ex\hbox{$\scriptstyle\sim$}}{x}}\vphantom{x}}= (1, -1) \text{)}
-    \\
-    &amp;= 2,
-    &amp;&amp; \text{(multiply and add)}
-    \end{aligned}
-    $$</w:t>
-      </w:r>
-    </w:p>
-    <w:p>
-      <w:pPr>
-        <w:pStyle w:val="FirstParagraph"/>
-      </w:pPr>
-      <w:r>
-        <w:t xml:space="preserve">and</w:t>
-      </w:r>
-      <w:r>
-        <w:t xml:space="preserve"> </w:t>
-      </w:r>
-      <w:r>
-        <w:t xml:space="preserve">$\mathbf{A} \mathord{\smash[b]{\underset{\raise.3ex\hbox{$\scriptstyle\sim$}}{x}}\vphantom{x}}= (1, 0, -1)$</w:t>
-      </w:r>
-      <w:r>
-        <w:t xml:space="preserve"> </w:t>
-      </w:r>
-      <w:r>
-        <w:t xml:space="preserve">has</w:t>
-      </w:r>
-      <w:r>
-        <w:t xml:space="preserve"> </w:t>
-      </w:r>
-      <w:r>
-        <w:t xml:space="preserve">$\mathopen{}\left\lVert\mathbf{A} \mathord{\smash[b]{\underset{\raise.3ex\hbox{$\scriptstyle\sim$}}{x}}\vphantom{x}}\right\rVert\mathclose{}^2 = 1 + 0 + 1 = 2$</w:t>
-      </w:r>
-      <w:r>
-        <w:t xml:space="preserve">,</w:t>
-      </w:r>
-      <w:r>
-        <w:t xml:space="preserve"> </w:t>
-      </w:r>
-      <w:r>
-        <w:t xml:space="preserve">as the theorem says.</w:t>
-      </w:r>
-      <w:r>
-        <w:t xml:space="preserve"> </w:t>
-      </w:r>
-      <w:r>
-        <w:t xml:space="preserve">The converse (every positive semidefinite matrix is a Gram matrix) is</w:t>
-      </w:r>
-      <w:r>
-        <w:t xml:space="preserve"> </w:t>
-      </w:r>
-      <w:hyperlink r:id="rId40">
-        <w:r>
-          <w:rPr>
-            <w:rStyle w:val="Hyperlink"/>
-          </w:rPr>
-          <w:t xml:space="preserve">this theorem</w:t>
-        </w:r>
-      </w:hyperlink>
-      <w:r>
-        <w:t xml:space="preserve">.</w:t>
-      </w:r>
-    </w:p>
-    <w:bookmarkEnd w:id="41"/>
-    <w:bookmarkStart w:id="42" w:name="thm-null-gram"/>
-    <w:p>
-      <w:pPr>
-        <w:pStyle w:val="BodyText"/>
-      </w:pPr>
-      <w:r>
-        <w:rPr>
-          <w:b/>
-          <w:bCs/>
-        </w:rPr>
-        <w:t xml:space="preserve">Theorem 6 (</w:t>
+        <w:t xml:space="preserve">Theorem 5 (</w:t>
       </w:r>
       <m:oMath>
         <m:sSup>
@@ -8500,7 +7650,7 @@
         </m:oMath>
       </m:oMathPara>
     </w:p>
-    <w:bookmarkEnd w:id="42"/>
+    <w:bookmarkEnd w:id="37"/>
     <w:p>
       <w:pPr>
         <w:pStyle w:val="FirstParagraph"/>
@@ -8813,7 +7963,7 @@
         <w:t xml:space="preserve">.</w:t>
       </w:r>
     </w:p>
-    <w:bookmarkStart w:id="43" w:name="exm-null-gram"/>
+    <w:bookmarkStart w:id="38" w:name="exm-null-gram"/>
     <w:p>
       <w:pPr>
         <w:pStyle w:val="BodyText"/>
@@ -8823,7 +7973,7 @@
           <w:b/>
           <w:bCs/>
         </w:rPr>
-        <w:t xml:space="preserve">Example 10 (The null space of a Gram matrix)</w:t>
+        <w:t xml:space="preserve">Example 9 (The null space of a Gram matrix)</w:t>
       </w:r>
       <w:r>
         <w:t xml:space="preserve"> </w:t>
@@ -9430,9 +8580,9 @@
         <w:t xml:space="preserve">.</w:t>
       </w:r>
     </w:p>
-    <w:bookmarkEnd w:id="43"/>
-    <w:bookmarkEnd w:id="44"/>
-    <w:bookmarkStart w:id="122" w:name="sec-rank-nullity"/>
+    <w:bookmarkEnd w:id="38"/>
+    <w:bookmarkEnd w:id="39"/>
+    <w:bookmarkStart w:id="117" w:name="sec-rank-nullity"/>
     <w:p>
       <w:pPr>
         <w:pStyle w:val="Heading2"/>
@@ -9482,18 +8632,18 @@
                 <wp:inline>
                   <wp:extent cx="152400" cy="152400"/>
                   <wp:effectExtent b="0" l="0" r="0" t="0"/>
-                  <wp:docPr descr="" title="" id="46" name="Picture"/>
+                  <wp:docPr descr="" title="" id="41" name="Picture"/>
                   <a:graphic>
                     <a:graphicData uri="http://schemas.openxmlformats.org/drawingml/2006/picture">
                       <pic:pic>
                         <pic:nvPicPr>
-                          <pic:cNvPr descr="/opt/quarto/share/formats/docx/note.png" id="47" name="Picture"/>
+                          <pic:cNvPr descr="/opt/quarto/share/formats/docx/note.png" id="42" name="Picture"/>
                           <pic:cNvPicPr>
                             <a:picLocks noChangeArrowheads="1" noChangeAspect="1"/>
                           </pic:cNvPicPr>
                         </pic:nvPicPr>
                         <pic:blipFill>
-                          <a:blip r:embed="rId45"/>
+                          <a:blip r:embed="rId40"/>
                           <a:stretch>
                             <a:fillRect/>
                           </a:stretch>
@@ -9576,7 +8726,7 @@
             <w:r>
               <w:t xml:space="preserve"> </w:t>
             </w:r>
-            <w:hyperlink r:id="rId48">
+            <w:hyperlink r:id="rId43">
               <w:r>
                 <w:rPr>
                   <w:rStyle w:val="Hyperlink"/>
@@ -9592,7 +8742,7 @@
         </w:tc>
       </w:tr>
     </w:tbl>
-    <w:bookmarkStart w:id="49" w:name="thm-rank-dim"/>
+    <w:bookmarkStart w:id="44" w:name="thm-rank-dim"/>
     <w:p>
       <w:pPr>
         <w:pStyle w:val="BodyText"/>
@@ -9602,7 +8752,7 @@
           <w:b/>
           <w:bCs/>
         </w:rPr>
-        <w:t xml:space="preserve">Theorem 7 (The rank is the dimension of the column space)</w:t>
+        <w:t xml:space="preserve">Theorem 6 (The rank is the dimension of the column space)</w:t>
       </w:r>
       <w:r>
         <w:t xml:space="preserve"> </w:t>
@@ -9743,7 +8893,7 @@
         </m:oMath>
       </m:oMathPara>
     </w:p>
-    <w:bookmarkEnd w:id="49"/>
+    <w:bookmarkEnd w:id="44"/>
     <w:p>
       <w:pPr>
         <w:pStyle w:val="FirstParagraph"/>
@@ -9805,7 +8955,7 @@
       <w:r>
         <w:t xml:space="preserve">(</w:t>
       </w:r>
-      <w:hyperlink r:id="rId50">
+      <w:hyperlink r:id="rId45">
         <w:r>
           <w:rPr>
             <w:rStyle w:val="Hyperlink"/>
@@ -9859,7 +9009,7 @@
       <w:r>
         <w:t xml:space="preserve"> </w:t>
       </w:r>
-      <w:hyperlink r:id="rId50">
+      <w:hyperlink r:id="rId45">
         <w:r>
           <w:rPr>
             <w:rStyle w:val="Hyperlink"/>
@@ -9912,7 +9062,7 @@
       <w:r>
         <w:t xml:space="preserve">(</w:t>
       </w:r>
-      <w:hyperlink r:id="rId51">
+      <w:hyperlink r:id="rId46">
         <w:r>
           <w:rPr>
             <w:rStyle w:val="Hyperlink"/>
@@ -9994,7 +9144,7 @@
       <w:r>
         <w:t xml:space="preserve">(</w:t>
       </w:r>
-      <w:hyperlink r:id="rId52">
+      <w:hyperlink r:id="rId47">
         <w:r>
           <w:rPr>
             <w:rStyle w:val="Hyperlink"/>
@@ -10427,7 +9577,7 @@
       <w:r>
         <w:t xml:space="preserve">(</w:t>
       </w:r>
-      <w:hyperlink r:id="rId53">
+      <w:hyperlink r:id="rId48">
         <w:r>
           <w:rPr>
             <w:rStyle w:val="Hyperlink"/>
@@ -10494,7 +9644,7 @@
         <w:t xml:space="preserve">.</w:t>
       </w:r>
     </w:p>
-    <w:bookmarkStart w:id="54" w:name="exm-rank-dim"/>
+    <w:bookmarkStart w:id="49" w:name="exm-rank-dim"/>
     <w:p>
       <w:pPr>
         <w:pStyle w:val="BodyText"/>
@@ -10504,7 +9654,7 @@
           <w:b/>
           <w:bCs/>
         </w:rPr>
-        <w:t xml:space="preserve">Example 11 (The rank of the matrix in</w:t>
+        <w:t xml:space="preserve">Example 10 (The rank of the matrix in</w:t>
       </w:r>
       <w:r>
         <w:rPr>
@@ -10815,7 +9965,7 @@
           <w:rPr>
             <w:rStyle w:val="Hyperlink"/>
           </w:rPr>
-          <w:t xml:space="preserve">Theorem 7</w:t>
+          <w:t xml:space="preserve">Theorem 6</w:t>
         </w:r>
       </w:hyperlink>
       <w:r>
@@ -10907,8 +10057,8 @@
         <w:t xml:space="preserve">.</w:t>
       </w:r>
     </w:p>
-    <w:bookmarkEnd w:id="54"/>
-    <w:bookmarkStart w:id="55" w:name="def-nullity"/>
+    <w:bookmarkEnd w:id="49"/>
+    <w:bookmarkStart w:id="50" w:name="def-nullity"/>
     <w:p>
       <w:pPr>
         <w:pStyle w:val="BodyText"/>
@@ -11091,8 +10241,8 @@
         </m:oMath>
       </m:oMathPara>
     </w:p>
-    <w:bookmarkEnd w:id="55"/>
-    <w:bookmarkStart w:id="56" w:name="exm-nullity"/>
+    <w:bookmarkEnd w:id="50"/>
+    <w:bookmarkStart w:id="51" w:name="exm-nullity"/>
     <w:p>
       <w:pPr>
         <w:pStyle w:val="FirstParagraph"/>
@@ -11102,7 +10252,7 @@
           <w:b/>
           <w:bCs/>
         </w:rPr>
-        <w:t xml:space="preserve">Example 12 (The nullity of the matrix in</w:t>
+        <w:t xml:space="preserve">Example 11 (The nullity of the matrix in</w:t>
       </w:r>
       <w:r>
         <w:rPr>
@@ -11767,8 +10917,8 @@
         <w:t xml:space="preserve">.</w:t>
       </w:r>
     </w:p>
-    <w:bookmarkEnd w:id="56"/>
-    <w:bookmarkStart w:id="57" w:name="thm-rank-nullity"/>
+    <w:bookmarkEnd w:id="51"/>
+    <w:bookmarkStart w:id="52" w:name="thm-rank-nullity"/>
     <w:p>
       <w:pPr>
         <w:pStyle w:val="BodyText"/>
@@ -11778,7 +10928,7 @@
           <w:b/>
           <w:bCs/>
         </w:rPr>
-        <w:t xml:space="preserve">Theorem 8 (Rank-nullity theorem)</w:t>
+        <w:t xml:space="preserve">Theorem 7 (Rank-nullity theorem)</w:t>
       </w:r>
       <w:r>
         <w:t xml:space="preserve"> </w:t>
@@ -11905,7 +11055,7 @@
         </m:oMath>
       </m:oMathPara>
     </w:p>
-    <w:bookmarkEnd w:id="57"/>
+    <w:bookmarkEnd w:id="52"/>
     <w:p>
       <w:pPr>
         <w:pStyle w:val="FirstParagraph"/>
@@ -12060,7 +11210,7 @@
       <w:r>
         <w:t xml:space="preserve">(</w:t>
       </w:r>
-      <w:hyperlink r:id="rId58">
+      <w:hyperlink r:id="rId53">
         <w:r>
           <w:rPr>
             <w:rStyle w:val="Hyperlink"/>
@@ -12184,7 +11334,7 @@
       <w:r>
         <w:t xml:space="preserve">(</w:t>
       </w:r>
-      <w:hyperlink r:id="rId59">
+      <w:hyperlink r:id="rId54">
         <w:r>
           <w:rPr>
             <w:rStyle w:val="Hyperlink"/>
@@ -12198,7 +11348,7 @@
       <w:r>
         <w:t xml:space="preserve"> </w:t>
       </w:r>
-      <w:hyperlink r:id="rId60">
+      <w:hyperlink r:id="rId55">
         <w:r>
           <w:rPr>
             <w:rStyle w:val="Hyperlink"/>
@@ -12269,7 +11419,7 @@
       <w:r>
         <w:t xml:space="preserve"> </w:t>
       </w:r>
-      <w:hyperlink r:id="rId61">
+      <w:hyperlink r:id="rId56">
         <w:r>
           <w:rPr>
             <w:rStyle w:val="Hyperlink"/>
@@ -12345,7 +11495,7 @@
       <w:r>
         <w:t xml:space="preserve">(</w:t>
       </w:r>
-      <w:hyperlink r:id="rId61">
+      <w:hyperlink r:id="rId56">
         <w:r>
           <w:rPr>
             <w:rStyle w:val="Hyperlink"/>
@@ -13001,14 +12151,14 @@
           <w:rPr>
             <w:rStyle w:val="Hyperlink"/>
           </w:rPr>
-          <w:t xml:space="preserve">Theorem 7</w:t>
+          <w:t xml:space="preserve">Theorem 6</w:t>
         </w:r>
       </w:hyperlink>
       <w:r>
         <w:t xml:space="preserve">.</w:t>
       </w:r>
     </w:p>
-    <w:bookmarkStart w:id="62" w:name="exm-rank-nullity"/>
+    <w:bookmarkStart w:id="57" w:name="exm-rank-nullity"/>
     <w:p>
       <w:pPr>
         <w:pStyle w:val="BodyText"/>
@@ -13018,7 +12168,7 @@
           <w:b/>
           <w:bCs/>
         </w:rPr>
-        <w:t xml:space="preserve">Example 13 (Checking rank-nullity on the matrix in</w:t>
+        <w:t xml:space="preserve">Example 12 (Checking rank-nullity on the matrix in</w:t>
       </w:r>
       <w:r>
         <w:rPr>
@@ -13132,7 +12282,7 @@
           <w:rPr>
             <w:rStyle w:val="Hyperlink"/>
           </w:rPr>
-          <w:t xml:space="preserve">Example 11</w:t>
+          <w:t xml:space="preserve">Example 10</w:t>
         </w:r>
       </w:hyperlink>
       <w:r>
@@ -13163,7 +12313,7 @@
           <w:rPr>
             <w:rStyle w:val="Hyperlink"/>
           </w:rPr>
-          <w:t xml:space="preserve">Example 12</w:t>
+          <w:t xml:space="preserve">Example 11</w:t>
         </w:r>
       </w:hyperlink>
       <w:r>
@@ -13266,7 +12416,7 @@
           <w:rPr>
             <w:rStyle w:val="Hyperlink"/>
           </w:rPr>
-          <w:t xml:space="preserve">Example 12</w:t>
+          <w:t xml:space="preserve">Example 11</w:t>
         </w:r>
       </w:hyperlink>
       <w:r>
@@ -13308,8 +12458,8 @@
         <w:t xml:space="preserve">.</w:t>
       </w:r>
     </w:p>
-    <w:bookmarkEnd w:id="62"/>
-    <w:bookmarkStart w:id="63" w:name="thm-rank-product"/>
+    <w:bookmarkEnd w:id="57"/>
+    <w:bookmarkStart w:id="58" w:name="thm-rank-product"/>
     <w:p>
       <w:pPr>
         <w:pStyle w:val="BodyText"/>
@@ -13319,7 +12469,7 @@
           <w:b/>
           <w:bCs/>
         </w:rPr>
-        <w:t xml:space="preserve">Theorem 9 (Multiplying on the right cannot increase the rank)</w:t>
+        <w:t xml:space="preserve">Theorem 8 (Multiplying on the right cannot increase the rank)</w:t>
       </w:r>
       <w:r>
         <w:t xml:space="preserve"> </w:t>
@@ -13483,7 +12633,7 @@
         </m:oMath>
       </m:oMathPara>
     </w:p>
-    <w:bookmarkEnd w:id="63"/>
+    <w:bookmarkEnd w:id="58"/>
     <w:p>
       <w:pPr>
         <w:pStyle w:val="FirstParagraph"/>
@@ -13890,7 +13040,7 @@
                   <m:nor/>
                   <m:sty m:val="p"/>
                 </m:rPr>
-                <m:t>Theorem 7</m:t>
+                <m:t>Theorem 6</m:t>
               </m:r>
               <m:r>
                 <m:rPr>
@@ -14043,7 +13193,7 @@
                   <m:nor/>
                   <m:sty m:val="p"/>
                 </m:rPr>
-                <m:t>Theorem 7</m:t>
+                <m:t>Theorem 6</m:t>
               </m:r>
               <m:r>
                 <m:rPr>
@@ -14057,7 +13207,7 @@
         </m:oMath>
       </m:oMathPara>
     </w:p>
-    <w:bookmarkStart w:id="64" w:name="exm-rank-product"/>
+    <w:bookmarkStart w:id="59" w:name="exm-rank-product"/>
     <w:p>
       <w:pPr>
         <w:pStyle w:val="FirstParagraph"/>
@@ -14067,7 +13217,7 @@
           <w:b/>
           <w:bCs/>
         </w:rPr>
-        <w:t xml:space="preserve">Example 14 (A product can lose rank)</w:t>
+        <w:t xml:space="preserve">Example 13 (A product can lose rank)</w:t>
       </w:r>
       <w:r>
         <w:t xml:space="preserve"> </w:t>
@@ -14561,7 +13711,7 @@
           <w:rPr>
             <w:rStyle w:val="Hyperlink"/>
           </w:rPr>
-          <w:t xml:space="preserve">Theorem 9</w:t>
+          <w:t xml:space="preserve">Theorem 8</w:t>
         </w:r>
       </w:hyperlink>
       <w:r>
@@ -14660,8 +13810,8 @@
         <w:t xml:space="preserve">, and the inequality is an equality.</w:t>
       </w:r>
     </w:p>
-    <w:bookmarkEnd w:id="64"/>
-    <w:bookmarkStart w:id="65" w:name="thm-rank-transpose"/>
+    <w:bookmarkEnd w:id="59"/>
+    <w:bookmarkStart w:id="60" w:name="thm-rank-transpose"/>
     <w:p>
       <w:pPr>
         <w:pStyle w:val="BodyText"/>
@@ -14671,7 +13821,7 @@
           <w:b/>
           <w:bCs/>
         </w:rPr>
-        <w:t xml:space="preserve">Theorem 10 (Fundamental theorem of ranks)</w:t>
+        <w:t xml:space="preserve">Theorem 9 (Fundamental theorem of ranks)</w:t>
       </w:r>
       <w:r>
         <w:t xml:space="preserve"> </w:t>
@@ -14939,7 +14089,7 @@
         <w:t xml:space="preserve">equals the largest number of linearly independent columns.</w:t>
       </w:r>
     </w:p>
-    <w:bookmarkEnd w:id="65"/>
+    <w:bookmarkEnd w:id="60"/>
     <w:p>
       <w:pPr>
         <w:pStyle w:val="BodyText"/>
@@ -15151,7 +14301,7 @@
           <w:rPr>
             <w:rStyle w:val="Hyperlink"/>
           </w:rPr>
-          <w:t xml:space="preserve">Theorem 6</w:t>
+          <w:t xml:space="preserve">Theorem 5</w:t>
         </w:r>
       </w:hyperlink>
       <w:r>
@@ -15312,7 +14462,7 @@
                   <m:nor/>
                   <m:sty m:val="p"/>
                 </m:rPr>
-                <m:t>Theorem 8</m:t>
+                <m:t>Theorem 7</m:t>
               </m:r>
               <m:r>
                 <m:rPr>
@@ -15437,7 +14587,7 @@
                   <m:nor/>
                   <m:sty m:val="p"/>
                 </m:rPr>
-                <m:t>Theorem 8</m:t>
+                <m:t>Theorem 7</m:t>
               </m:r>
               <m:r>
                 <m:rPr>
@@ -15848,7 +14998,7 @@
                   <m:nor/>
                   <m:sty m:val="p"/>
                 </m:rPr>
-                <m:t>Theorem 9</m:t>
+                <m:t>Theorem 8</m:t>
               </m:r>
               <m:r>
                 <m:rPr>
@@ -16007,7 +15157,7 @@
                   <m:nor/>
                   <m:sty m:val="p"/>
                 </m:rPr>
-                <m:t>Theorem 9</m:t>
+                <m:t>Theorem 8</m:t>
               </m:r>
               <m:r>
                 <m:rPr>
@@ -16167,7 +15317,7 @@
         <w:t xml:space="preserve">which gives the statement about rows.</w:t>
       </w:r>
     </w:p>
-    <w:bookmarkStart w:id="66" w:name="exm-rank-transpose"/>
+    <w:bookmarkStart w:id="61" w:name="exm-rank-transpose"/>
     <w:p>
       <w:pPr>
         <w:pStyle w:val="BodyText"/>
@@ -16177,7 +15327,7 @@
           <w:b/>
           <w:bCs/>
         </w:rPr>
-        <w:t xml:space="preserve">Example 15 (Four equal ranks)</w:t>
+        <w:t xml:space="preserve">Example 14 (Four equal ranks)</w:t>
       </w:r>
       <w:r>
         <w:t xml:space="preserve"> </w:t>
@@ -16265,7 +15415,7 @@
           <w:rPr>
             <w:rStyle w:val="Hyperlink"/>
           </w:rPr>
-          <w:t xml:space="preserve">Example 11</w:t>
+          <w:t xml:space="preserve">Example 10</w:t>
         </w:r>
       </w:hyperlink>
       <w:r>
@@ -16470,7 +15620,7 @@
           <w:rPr>
             <w:rStyle w:val="Hyperlink"/>
           </w:rPr>
-          <w:t xml:space="preserve">Example 10</w:t>
+          <w:t xml:space="preserve">Example 9</w:t>
         </w:r>
       </w:hyperlink>
       <w:r>
@@ -17180,8 +16330,8 @@
         <w:t xml:space="preserve">.</w:t>
       </w:r>
     </w:p>
-    <w:bookmarkEnd w:id="66"/>
-    <w:bookmarkStart w:id="67" w:name="cor-rank-bound"/>
+    <w:bookmarkEnd w:id="61"/>
+    <w:bookmarkStart w:id="62" w:name="cor-rank-bound"/>
     <w:p>
       <w:pPr>
         <w:pStyle w:val="BodyText"/>
@@ -17309,7 +16459,7 @@
         <w:t xml:space="preserve">.</w:t>
       </w:r>
     </w:p>
-    <w:bookmarkEnd w:id="67"/>
+    <w:bookmarkEnd w:id="62"/>
     <w:p>
       <w:pPr>
         <w:pStyle w:val="BodyText"/>
@@ -17422,7 +16572,7 @@
       <w:r>
         <w:t xml:space="preserve">(</w:t>
       </w:r>
-      <w:hyperlink r:id="rId50">
+      <w:hyperlink r:id="rId45">
         <w:r>
           <w:rPr>
             <w:rStyle w:val="Hyperlink"/>
@@ -17579,14 +16729,14 @@
           <w:rPr>
             <w:rStyle w:val="Hyperlink"/>
           </w:rPr>
-          <w:t xml:space="preserve">Theorem 10</w:t>
+          <w:t xml:space="preserve">Theorem 9</w:t>
         </w:r>
       </w:hyperlink>
       <w:r>
         <w:t xml:space="preserve">).</w:t>
       </w:r>
     </w:p>
-    <w:bookmarkStart w:id="69" w:name="exm-rank-bound"/>
+    <w:bookmarkStart w:id="64" w:name="exm-rank-bound"/>
     <w:p>
       <w:pPr>
         <w:pStyle w:val="BodyText"/>
@@ -17596,7 +16746,7 @@
           <w:b/>
           <w:bCs/>
         </w:rPr>
-        <w:t xml:space="preserve">Example 16 (A</w:t>
+        <w:t xml:space="preserve">Example 15 (A</w:t>
       </w:r>
       <w:r>
         <w:rPr>
@@ -17856,7 +17006,7 @@
       <w:r>
         <w:t xml:space="preserve"> </w:t>
       </w:r>
-      <w:hyperlink r:id="rId68">
+      <w:hyperlink r:id="rId63">
         <w:r>
           <w:rPr>
             <w:rStyle w:val="Hyperlink"/>
@@ -17964,8 +17114,8 @@
         <w:t xml:space="preserve">.</w:t>
       </w:r>
     </w:p>
-    <w:bookmarkEnd w:id="69"/>
-    <w:bookmarkStart w:id="71" w:name="thm-centered-data-rank"/>
+    <w:bookmarkEnd w:id="64"/>
+    <w:bookmarkStart w:id="66" w:name="thm-centered-data-rank"/>
     <w:p>
       <w:pPr>
         <w:pStyle w:val="BodyText"/>
@@ -17975,7 +17125,7 @@
           <w:b/>
           <w:bCs/>
         </w:rPr>
-        <w:t xml:space="preserve">Theorem 11 (A centered data matrix has rank at most</w:t>
+        <w:t xml:space="preserve">Theorem 10 (A centered data matrix has rank at most</w:t>
       </w:r>
       <w:r>
         <w:rPr>
@@ -18151,7 +17301,7 @@
       <w:r>
         <w:t xml:space="preserve">(</w:t>
       </w:r>
-      <w:hyperlink r:id="rId70">
+      <w:hyperlink r:id="rId65">
         <w:r>
           <w:rPr>
             <w:rStyle w:val="Hyperlink"/>
@@ -18228,7 +17378,7 @@
         <w:t xml:space="preserve">.</w:t>
       </w:r>
     </w:p>
-    <w:bookmarkEnd w:id="71"/>
+    <w:bookmarkEnd w:id="66"/>
     <w:p>
       <w:pPr>
         <w:pStyle w:val="BodyText"/>
@@ -18457,7 +17607,7 @@
           <w:rPr>
             <w:rStyle w:val="Hyperlink"/>
           </w:rPr>
-          <w:t xml:space="preserve">Theorem 8</w:t>
+          <w:t xml:space="preserve">Theorem 7</w:t>
         </w:r>
       </w:hyperlink>
       <w:r>
@@ -18629,7 +17779,7 @@
                   <m:nor/>
                   <m:sty m:val="p"/>
                 </m:rPr>
-                <m:t>Theorem 10</m:t>
+                <m:t>Theorem 9</m:t>
               </m:r>
               <m:r>
                 <m:rPr>
@@ -18721,7 +17871,7 @@
                   <m:nor/>
                   <m:sty m:val="p"/>
                 </m:rPr>
-                <m:t>Theorem 8</m:t>
+                <m:t>Theorem 7</m:t>
               </m:r>
               <m:r>
                 <m:rPr>
@@ -18838,7 +17988,7 @@
         </m:oMath>
       </m:oMathPara>
     </w:p>
-    <w:bookmarkStart w:id="72" w:name="exm-centered-data-rank"/>
+    <w:bookmarkStart w:id="67" w:name="exm-centered-data-rank"/>
     <w:p>
       <w:pPr>
         <w:pStyle w:val="FirstParagraph"/>
@@ -18848,7 +17998,7 @@
           <w:b/>
           <w:bCs/>
         </w:rPr>
-        <w:t xml:space="preserve">Example 17 (Two points in three dimensions)</w:t>
+        <w:t xml:space="preserve">Example 16 (Two points in three dimensions)</w:t>
       </w:r>
       <w:r>
         <w:t xml:space="preserve"> </w:t>
@@ -19185,8 +18335,8 @@
         <w:t xml:space="preserve">.</w:t>
       </w:r>
     </w:p>
-    <w:bookmarkEnd w:id="72"/>
-    <w:bookmarkStart w:id="73" w:name="cor-sample-covariance-singular"/>
+    <w:bookmarkEnd w:id="67"/>
+    <w:bookmarkStart w:id="68" w:name="cor-sample-covariance-singular"/>
     <w:p>
       <w:pPr>
         <w:pStyle w:val="BodyText"/>
@@ -19273,7 +18423,7 @@
           <w:rPr>
             <w:rStyle w:val="Hyperlink"/>
           </w:rPr>
-          <w:t xml:space="preserve">Theorem 11</w:t>
+          <w:t xml:space="preserve">Theorem 10</w:t>
         </w:r>
       </w:hyperlink>
       <w:r>
@@ -19497,7 +18647,7 @@
         <w:t xml:space="preserve">is not invertible.</w:t>
       </w:r>
     </w:p>
-    <w:bookmarkEnd w:id="73"/>
+    <w:bookmarkEnd w:id="68"/>
     <w:p>
       <w:pPr>
         <w:pStyle w:val="BodyText"/>
@@ -19732,7 +18882,7 @@
                   <m:nor/>
                   <m:sty m:val="p"/>
                 </m:rPr>
-                <m:t>Theorem 10</m:t>
+                <m:t>Theorem 9</m:t>
               </m:r>
               <m:r>
                 <m:rPr>
@@ -19788,7 +18938,7 @@
                   <m:nor/>
                   <m:sty m:val="p"/>
                 </m:rPr>
-                <m:t>Theorem 11</m:t>
+                <m:t>Theorem 10</m:t>
               </m:r>
               <m:r>
                 <m:rPr>
@@ -19920,7 +19070,7 @@
       <w:r>
         <w:t xml:space="preserve"> </w:t>
       </w:r>
-      <w:hyperlink r:id="rId74">
+      <w:hyperlink r:id="rId69">
         <w:r>
           <w:rPr>
             <w:rStyle w:val="Hyperlink"/>
@@ -19932,7 +19082,7 @@
         <w:t xml:space="preserve">.</w:t>
       </w:r>
     </w:p>
-    <w:bookmarkStart w:id="75" w:name="exm-sample-covariance-singular"/>
+    <w:bookmarkStart w:id="70" w:name="exm-sample-covariance-singular"/>
     <w:p>
       <w:pPr>
         <w:pStyle w:val="BodyText"/>
@@ -19942,7 +19092,7 @@
           <w:b/>
           <w:bCs/>
         </w:rPr>
-        <w:t xml:space="preserve">Example 18 (As many points as dimensions)</w:t>
+        <w:t xml:space="preserve">Example 17 (As many points as dimensions)</w:t>
       </w:r>
       <w:r>
         <w:t xml:space="preserve"> </w:t>
@@ -20376,8 +19526,8 @@
         <w:t xml:space="preserve">.</w:t>
       </w:r>
     </w:p>
-    <w:bookmarkEnd w:id="75"/>
-    <w:bookmarkStart w:id="78" w:name="def-affine-subspace"/>
+    <w:bookmarkEnd w:id="70"/>
+    <w:bookmarkStart w:id="73" w:name="def-affine-subspace"/>
     <w:p>
       <w:pPr>
         <w:pStyle w:val="BodyText"/>
@@ -20539,7 +19689,7 @@
       <w:r>
         <w:t xml:space="preserve"> </w:t>
       </w:r>
-      <w:hyperlink r:id="rId76">
+      <w:hyperlink r:id="rId71">
         <w:r>
           <w:rPr>
             <w:rStyle w:val="Hyperlink"/>
@@ -20583,7 +19733,7 @@
       <w:r>
         <w:t xml:space="preserve">(</w:t>
       </w:r>
-      <w:hyperlink r:id="rId77">
+      <w:hyperlink r:id="rId72">
         <w:r>
           <w:rPr>
             <w:rStyle w:val="Hyperlink"/>
@@ -20595,8 +19745,8 @@
         <w:t xml:space="preserve">).</w:t>
       </w:r>
     </w:p>
-    <w:bookmarkEnd w:id="78"/>
-    <w:bookmarkStart w:id="80" w:name="exm-affine-subspace"/>
+    <w:bookmarkEnd w:id="73"/>
+    <w:bookmarkStart w:id="75" w:name="exm-affine-subspace"/>
     <w:p>
       <w:pPr>
         <w:pStyle w:val="BodyText"/>
@@ -20606,7 +19756,7 @@
           <w:b/>
           <w:bCs/>
         </w:rPr>
-        <w:t xml:space="preserve">Example 19 (A line that misses the origin is an affine subspace)</w:t>
+        <w:t xml:space="preserve">Example 18 (A line that misses the origin is an affine subspace)</w:t>
       </w:r>
       <w:r>
         <w:t xml:space="preserve"> </w:t>
@@ -20703,7 +19853,7 @@
       <w:r>
         <w:t xml:space="preserve"> </w:t>
       </w:r>
-      <w:hyperlink r:id="rId79">
+      <w:hyperlink r:id="rId74">
         <w:r>
           <w:rPr>
             <w:rStyle w:val="Hyperlink"/>
@@ -21168,8 +20318,8 @@
         <w:t xml:space="preserve">.</w:t>
       </w:r>
     </w:p>
-    <w:bookmarkEnd w:id="80"/>
-    <w:bookmarkStart w:id="83" w:name="thm-hyperplane-subspace"/>
+    <w:bookmarkEnd w:id="75"/>
+    <w:bookmarkStart w:id="78" w:name="thm-hyperplane-subspace"/>
     <w:p>
       <w:pPr>
         <w:pStyle w:val="BodyText"/>
@@ -21179,7 +20329,7 @@
           <w:b/>
           <w:bCs/>
         </w:rPr>
-        <w:t xml:space="preserve">Theorem 12 (A hyperplane is a translated subspace of dimension</w:t>
+        <w:t xml:space="preserve">Theorem 11 (A hyperplane is a translated subspace of dimension</w:t>
       </w:r>
       <w:r>
         <w:rPr>
@@ -21301,7 +20451,7 @@
       <w:r>
         <w:t xml:space="preserve">(</w:t>
       </w:r>
-      <w:hyperlink r:id="rId81">
+      <w:hyperlink r:id="rId76">
         <w:r>
           <w:rPr>
             <w:rStyle w:val="Hyperlink"/>
@@ -21347,7 +20497,7 @@
         <w:pStyle w:val="Compact"/>
         <w:numPr>
           <w:ilvl w:val="0"/>
-          <w:numId w:val="1003"/>
+          <w:numId w:val="1002"/>
         </w:numPr>
       </w:pPr>
       <m:oMath>
@@ -21435,7 +20585,7 @@
       <w:r>
         <w:t xml:space="preserve">(</w:t>
       </w:r>
-      <w:hyperlink r:id="rId53">
+      <w:hyperlink r:id="rId48">
         <w:r>
           <w:rPr>
             <w:rStyle w:val="Hyperlink"/>
@@ -21452,7 +20602,7 @@
         <w:pStyle w:val="Compact"/>
         <w:numPr>
           <w:ilvl w:val="0"/>
-          <w:numId w:val="1003"/>
+          <w:numId w:val="1002"/>
         </w:numPr>
       </w:pPr>
       <m:oMath>
@@ -21529,7 +20679,7 @@
         <w:pStyle w:val="Compact"/>
         <w:numPr>
           <w:ilvl w:val="0"/>
-          <w:numId w:val="1003"/>
+          <w:numId w:val="1002"/>
         </w:numPr>
       </w:pPr>
       <w:r>
@@ -21562,7 +20712,7 @@
       <w:r>
         <w:t xml:space="preserve">(</w:t>
       </w:r>
-      <w:hyperlink r:id="rId82">
+      <w:hyperlink r:id="rId77">
         <w:r>
           <w:rPr>
             <w:rStyle w:val="Hyperlink"/>
@@ -21574,7 +20724,7 @@
         <w:t xml:space="preserve">).</w:t>
       </w:r>
     </w:p>
-    <w:bookmarkEnd w:id="83"/>
+    <w:bookmarkEnd w:id="78"/>
     <w:p>
       <w:pPr>
         <w:pStyle w:val="FirstParagraph"/>
@@ -21639,7 +20789,7 @@
       <w:r>
         <w:t xml:space="preserve">(</w:t>
       </w:r>
-      <w:hyperlink r:id="rId84">
+      <w:hyperlink r:id="rId79">
         <w:r>
           <w:rPr>
             <w:rStyle w:val="Hyperlink"/>
@@ -21934,7 +21084,7 @@
       <w:r>
         <w:t xml:space="preserve">(</w:t>
       </w:r>
-      <w:hyperlink r:id="rId50">
+      <w:hyperlink r:id="rId45">
         <w:r>
           <w:rPr>
             <w:rStyle w:val="Hyperlink"/>
@@ -21993,7 +21143,7 @@
     &amp;&amp; \text{(}\text{Definition~7}\text{)}
     \\
     &amp;= p - \operatorname{rank}(\mathord{\smash[b]{\underset{\raise.3ex\hbox{$\scriptstyle\sim$}}{w}}\vphantom{w}}^{\top})
-    &amp;&amp; \text{(}\text{Theorem~8}\text{, for the } p \text{ columns of } \mathord{\smash[b]{\underset{\raise.3ex\hbox{$\scriptstyle\sim$}}{w}}\vphantom{w}}^{\top} \text{)}
+    &amp;&amp; \text{(}\text{Theorem~7}\text{, for the } p \text{ columns of } \mathord{\smash[b]{\underset{\raise.3ex\hbox{$\scriptstyle\sim$}}{w}}\vphantom{w}}^{\top} \text{)}
     \\
     &amp;= p - 1.
     &amp;&amp; \text{(the rank is } 1 \text{)}
@@ -22392,7 +21542,7 @@
     $$</w:t>
       </w:r>
     </w:p>
-    <w:bookmarkStart w:id="86" w:name="exm-hyperplane-subspace"/>
+    <w:bookmarkStart w:id="81" w:name="exm-hyperplane-subspace"/>
     <w:p>
       <w:pPr>
         <w:pStyle w:val="FirstParagraph"/>
@@ -22402,7 +21552,7 @@
           <w:b/>
           <w:bCs/>
         </w:rPr>
-        <w:t xml:space="preserve">Example 20 (The plane</w:t>
+        <w:t xml:space="preserve">Example 19 (The plane</w:t>
       </w:r>
       <w:r>
         <w:rPr>
@@ -22584,7 +21734,7 @@
       <w:r>
         <w:t xml:space="preserve"> </w:t>
       </w:r>
-      <w:hyperlink r:id="rId85">
+      <w:hyperlink r:id="rId80">
         <w:r>
           <w:rPr>
             <w:rStyle w:val="Hyperlink"/>
@@ -22650,7 +21800,7 @@
       <w:pPr>
         <w:numPr>
           <w:ilvl w:val="0"/>
-          <w:numId w:val="1004"/>
+          <w:numId w:val="1003"/>
         </w:numPr>
       </w:pPr>
       <w:r>
@@ -22744,7 +21894,7 @@
       <w:pPr>
         <w:numPr>
           <w:ilvl w:val="0"/>
-          <w:numId w:val="1004"/>
+          <w:numId w:val="1003"/>
         </w:numPr>
       </w:pPr>
       <w:r>
@@ -22874,7 +22024,7 @@
       <w:pPr>
         <w:numPr>
           <w:ilvl w:val="0"/>
-          <w:numId w:val="1004"/>
+          <w:numId w:val="1003"/>
         </w:numPr>
       </w:pPr>
       <w:r>
@@ -22988,8 +22138,8 @@
         <w:t xml:space="preserve">.</w:t>
       </w:r>
     </w:p>
-    <w:bookmarkEnd w:id="86"/>
-    <w:bookmarkStart w:id="87" w:name="thm-hyperplane-origin"/>
+    <w:bookmarkEnd w:id="81"/>
+    <w:bookmarkStart w:id="82" w:name="thm-hyperplane-origin"/>
     <w:p>
       <w:pPr>
         <w:pStyle w:val="FirstParagraph"/>
@@ -22999,7 +22149,7 @@
           <w:b/>
           <w:bCs/>
         </w:rPr>
-        <w:t xml:space="preserve">Theorem 13 (Where a hyperplane passes, and its shape in</w:t>
+        <w:t xml:space="preserve">Theorem 12 (Where a hyperplane passes, and its shape in</w:t>
       </w:r>
       <w:r>
         <w:rPr>
@@ -23090,7 +22240,7 @@
       <w:r>
         <w:t xml:space="preserve">be a hyperplane (</w:t>
       </w:r>
-      <w:hyperlink r:id="rId81">
+      <w:hyperlink r:id="rId76">
         <w:r>
           <w:rPr>
             <w:rStyle w:val="Hyperlink"/>
@@ -23107,7 +22257,7 @@
         <w:pStyle w:val="Compact"/>
         <w:numPr>
           <w:ilvl w:val="0"/>
-          <w:numId w:val="1005"/>
+          <w:numId w:val="1004"/>
         </w:numPr>
       </w:pPr>
       <m:oMath>
@@ -23163,7 +22313,7 @@
         <w:pStyle w:val="Compact"/>
         <w:numPr>
           <w:ilvl w:val="0"/>
-          <w:numId w:val="1005"/>
+          <w:numId w:val="1004"/>
         </w:numPr>
       </w:pPr>
       <w:r>
@@ -23246,7 +22396,7 @@
         <w:pStyle w:val="Compact"/>
         <w:numPr>
           <w:ilvl w:val="0"/>
-          <w:numId w:val="1005"/>
+          <w:numId w:val="1004"/>
         </w:numPr>
       </w:pPr>
       <w:r>
@@ -23324,7 +22474,7 @@
         <w:t xml:space="preserve">.</w:t>
       </w:r>
     </w:p>
-    <w:bookmarkEnd w:id="87"/>
+    <w:bookmarkEnd w:id="82"/>
     <w:p>
       <w:pPr>
         <w:pStyle w:val="FirstParagraph"/>
@@ -23444,7 +22594,7 @@
           <w:rPr>
             <w:rStyle w:val="Hyperlink"/>
           </w:rPr>
-          <w:t xml:space="preserve">Theorem 12</w:t>
+          <w:t xml:space="preserve">Theorem 11</w:t>
         </w:r>
       </w:hyperlink>
       <w:r>
@@ -23617,7 +22767,7 @@
       <w:r>
         <w:t xml:space="preserve">, so it has a basis (</w:t>
       </w:r>
-      <w:hyperlink r:id="rId51">
+      <w:hyperlink r:id="rId46">
         <w:r>
           <w:rPr>
             <w:rStyle w:val="Hyperlink"/>
@@ -23755,7 +22905,7 @@
         <w:t xml:space="preserve">.</w:t>
       </w:r>
     </w:p>
-    <w:bookmarkStart w:id="89" w:name="exm-hyperplane-origin"/>
+    <w:bookmarkStart w:id="84" w:name="exm-hyperplane-origin"/>
     <w:p>
       <w:pPr>
         <w:pStyle w:val="BodyText"/>
@@ -23765,7 +22915,7 @@
           <w:b/>
           <w:bCs/>
         </w:rPr>
-        <w:t xml:space="preserve">Example 21 (A line in</w:t>
+        <w:t xml:space="preserve">Example 20 (A line in</w:t>
       </w:r>
       <w:r>
         <w:rPr>
@@ -23909,7 +23059,7 @@
       <w:r>
         <w:t xml:space="preserve"> </w:t>
       </w:r>
-      <w:hyperlink r:id="rId88">
+      <w:hyperlink r:id="rId83">
         <w:r>
           <w:rPr>
             <w:rStyle w:val="Hyperlink"/>
@@ -24006,7 +23156,7 @@
           <w:rPr>
             <w:rStyle w:val="Hyperlink"/>
           </w:rPr>
-          <w:t xml:space="preserve">Theorem 12</w:t>
+          <w:t xml:space="preserve">Theorem 11</w:t>
         </w:r>
       </w:hyperlink>
       <w:r>
@@ -24088,7 +23238,7 @@
           <w:rPr>
             <w:rStyle w:val="Hyperlink"/>
           </w:rPr>
-          <w:t xml:space="preserve">Example 20</w:t>
+          <w:t xml:space="preserve">Example 19</w:t>
         </w:r>
       </w:hyperlink>
       <w:r>
@@ -25641,8 +24791,8 @@
         <w:t xml:space="preserve">.</w:t>
       </w:r>
     </w:p>
-    <w:bookmarkEnd w:id="89"/>
-    <w:bookmarkStart w:id="91" w:name="def-half-space"/>
+    <w:bookmarkEnd w:id="84"/>
+    <w:bookmarkStart w:id="86" w:name="def-half-space"/>
     <w:p>
       <w:pPr>
         <w:pStyle w:val="BodyText"/>
@@ -25672,7 +24822,7 @@
       <w:r>
         <w:t xml:space="preserve">be a hyperplane (</w:t>
       </w:r>
-      <w:hyperlink r:id="rId81">
+      <w:hyperlink r:id="rId76">
         <w:r>
           <w:rPr>
             <w:rStyle w:val="Hyperlink"/>
@@ -25734,7 +24884,7 @@
       <w:pPr>
         <w:pStyle w:val="BodyText"/>
       </w:pPr>
-      <w:bookmarkStart w:id="90" w:name="eq-half-space"/>
+      <w:bookmarkStart w:id="85" w:name="eq-half-space"/>
       <w:r>
         <w:t xml:space="preserve">$$
     \mathcal{H}^+ \stackrel{\text{def}}{=}\mathopen{}\left\{\mathord{\smash[b]{\underset{\raise.3ex\hbox{$\scriptstyle\sim$}}{x}}\vphantom{x}}\in \mathbb{R}^p : \mathord{\smash[b]{\underset{\raise.3ex\hbox{$\scriptstyle\sim$}}{w}}\vphantom{w}} \cdot \mathord{\smash[b]{\underset{\raise.3ex\hbox{$\scriptstyle\sim$}}{x}}\vphantom{x}} + b &gt; 0\right\}\mathclose{}
@@ -25742,10 +24892,10 @@
     \mathcal{H}^- \stackrel{\text{def}}{=}\mathopen{}\left\{\mathord{\smash[b]{\underset{\raise.3ex\hbox{$\scriptstyle\sim$}}{x}}\vphantom{x}}\in \mathbb{R}^p : \mathord{\smash[b]{\underset{\raise.3ex\hbox{$\scriptstyle\sim$}}{w}}\vphantom{w}} \cdot \mathord{\smash[b]{\underset{\raise.3ex\hbox{$\scriptstyle\sim$}}{x}}\vphantom{x}} + b &lt; 0\right\}\mathclose{}.
      \qquad(1)$$</w:t>
       </w:r>
-      <w:bookmarkEnd w:id="90"/>
+      <w:bookmarkEnd w:id="85"/>
     </w:p>
-    <w:bookmarkEnd w:id="91"/>
-    <w:bookmarkStart w:id="92" w:name="def-closed-half-space"/>
+    <w:bookmarkEnd w:id="86"/>
+    <w:bookmarkStart w:id="87" w:name="def-closed-half-space"/>
     <w:p>
       <w:pPr>
         <w:pStyle w:val="FirstParagraph"/>
@@ -25916,7 +25066,7 @@
         <w:t xml:space="preserve">.</w:t>
       </w:r>
     </w:p>
-    <w:bookmarkEnd w:id="92"/>
+    <w:bookmarkEnd w:id="87"/>
     <w:p>
       <w:pPr>
         <w:pStyle w:val="BodyText"/>
@@ -26058,7 +25208,7 @@
         <w:t xml:space="preserve">A linear classifier uses this sign to assign one of two labels.</w:t>
       </w:r>
     </w:p>
-    <w:bookmarkStart w:id="93" w:name="exm-half-space-plane"/>
+    <w:bookmarkStart w:id="88" w:name="exm-half-space-plane"/>
     <w:p>
       <w:pPr>
         <w:pStyle w:val="BodyText"/>
@@ -26068,7 +25218,7 @@
           <w:b/>
           <w:bCs/>
         </w:rPr>
-        <w:t xml:space="preserve">Example 22 (Half-spaces of a line in the plane)</w:t>
+        <w:t xml:space="preserve">Example 21 (Half-spaces of a line in the plane)</w:t>
       </w:r>
       <w:r>
         <w:t xml:space="preserve"> </w:t>
@@ -26162,7 +25312,7 @@
       <w:r>
         <w:t xml:space="preserve">(</w:t>
       </w:r>
-      <w:hyperlink r:id="rId81">
+      <w:hyperlink r:id="rId76">
         <w:r>
           <w:rPr>
             <w:rStyle w:val="Hyperlink"/>
@@ -26216,6 +25366,1022 @@
       </w:hyperlink>
       <w:r>
         <w:t xml:space="preserve">):</w:t>
+      </w:r>
+    </w:p>
+    <w:p>
+      <w:pPr>
+        <w:pStyle w:val="Compact"/>
+        <w:numPr>
+          <w:ilvl w:val="0"/>
+          <w:numId w:val="1005"/>
+        </w:numPr>
+      </w:pPr>
+      <w:r>
+        <w:t xml:space="preserve">At</w:t>
+      </w:r>
+      <w:r>
+        <w:t xml:space="preserve"> </w:t>
+      </w:r>
+      <m:oMath>
+        <m:r>
+          <m:rPr>
+            <m:sty m:val="p"/>
+          </m:rPr>
+          <m:t>(</m:t>
+        </m:r>
+        <m:r>
+          <m:t>0</m:t>
+        </m:r>
+        <m:r>
+          <m:rPr>
+            <m:sty m:val="p"/>
+          </m:rPr>
+          <m:t>,</m:t>
+        </m:r>
+        <m:r>
+          <m:t>0</m:t>
+        </m:r>
+        <m:r>
+          <m:rPr>
+            <m:sty m:val="p"/>
+          </m:rPr>
+          <m:t>)</m:t>
+        </m:r>
+      </m:oMath>
+      <w:r>
+        <w:t xml:space="preserve"> </w:t>
+      </w:r>
+      <w:r>
+        <w:t xml:space="preserve">it equals</w:t>
+      </w:r>
+      <w:r>
+        <w:t xml:space="preserve"> </w:t>
+      </w:r>
+      <m:oMath>
+        <m:r>
+          <m:t>0</m:t>
+        </m:r>
+        <m:r>
+          <m:rPr>
+            <m:sty m:val="p"/>
+          </m:rPr>
+          <m:t>+</m:t>
+        </m:r>
+        <m:r>
+          <m:t>0</m:t>
+        </m:r>
+        <m:r>
+          <m:rPr>
+            <m:sty m:val="p"/>
+          </m:rPr>
+          <m:t>−</m:t>
+        </m:r>
+        <m:r>
+          <m:t>2</m:t>
+        </m:r>
+        <m:r>
+          <m:rPr>
+            <m:sty m:val="p"/>
+          </m:rPr>
+          <m:t>=</m:t>
+        </m:r>
+        <m:r>
+          <m:rPr>
+            <m:sty m:val="p"/>
+          </m:rPr>
+          <m:t>−</m:t>
+        </m:r>
+        <m:r>
+          <m:t>2</m:t>
+        </m:r>
+        <m:r>
+          <m:rPr>
+            <m:sty m:val="p"/>
+          </m:rPr>
+          <m:t>&lt;</m:t>
+        </m:r>
+        <m:r>
+          <m:t>0</m:t>
+        </m:r>
+      </m:oMath>
+      <w:r>
+        <w:t xml:space="preserve">, so</w:t>
+      </w:r>
+      <w:r>
+        <w:t xml:space="preserve"> </w:t>
+      </w:r>
+      <m:oMath>
+        <m:r>
+          <m:rPr>
+            <m:sty m:val="p"/>
+          </m:rPr>
+          <m:t>(</m:t>
+        </m:r>
+        <m:r>
+          <m:t>0</m:t>
+        </m:r>
+        <m:r>
+          <m:rPr>
+            <m:sty m:val="p"/>
+          </m:rPr>
+          <m:t>,</m:t>
+        </m:r>
+        <m:r>
+          <m:t>0</m:t>
+        </m:r>
+        <m:r>
+          <m:rPr>
+            <m:sty m:val="p"/>
+          </m:rPr>
+          <m:t>)</m:t>
+        </m:r>
+        <m:r>
+          <m:rPr>
+            <m:sty m:val="p"/>
+          </m:rPr>
+          <m:t>∈</m:t>
+        </m:r>
+        <m:sSup>
+          <m:e>
+            <m:r>
+              <m:rPr>
+                <m:scr m:val="script"/>
+                <m:sty m:val="p"/>
+              </m:rPr>
+              <m:t>H</m:t>
+            </m:r>
+          </m:e>
+          <m:sup>
+            <m:r>
+              <m:rPr>
+                <m:sty m:val="p"/>
+              </m:rPr>
+              <m:t>−</m:t>
+            </m:r>
+          </m:sup>
+        </m:sSup>
+      </m:oMath>
+      <w:r>
+        <w:t xml:space="preserve">.</w:t>
+      </w:r>
+    </w:p>
+    <w:p>
+      <w:pPr>
+        <w:pStyle w:val="Compact"/>
+        <w:numPr>
+          <w:ilvl w:val="0"/>
+          <w:numId w:val="1005"/>
+        </w:numPr>
+      </w:pPr>
+      <w:r>
+        <w:t xml:space="preserve">At</w:t>
+      </w:r>
+      <w:r>
+        <w:t xml:space="preserve"> </w:t>
+      </w:r>
+      <m:oMath>
+        <m:r>
+          <m:rPr>
+            <m:sty m:val="p"/>
+          </m:rPr>
+          <m:t>(</m:t>
+        </m:r>
+        <m:r>
+          <m:t>2</m:t>
+        </m:r>
+        <m:r>
+          <m:rPr>
+            <m:sty m:val="p"/>
+          </m:rPr>
+          <m:t>,</m:t>
+        </m:r>
+        <m:r>
+          <m:t>0</m:t>
+        </m:r>
+        <m:r>
+          <m:rPr>
+            <m:sty m:val="p"/>
+          </m:rPr>
+          <m:t>)</m:t>
+        </m:r>
+      </m:oMath>
+      <w:r>
+        <w:t xml:space="preserve"> </w:t>
+      </w:r>
+      <w:r>
+        <w:t xml:space="preserve">it equals</w:t>
+      </w:r>
+      <w:r>
+        <w:t xml:space="preserve"> </w:t>
+      </w:r>
+      <m:oMath>
+        <m:r>
+          <m:t>2</m:t>
+        </m:r>
+        <m:r>
+          <m:rPr>
+            <m:sty m:val="p"/>
+          </m:rPr>
+          <m:t>+</m:t>
+        </m:r>
+        <m:r>
+          <m:t>0</m:t>
+        </m:r>
+        <m:r>
+          <m:rPr>
+            <m:sty m:val="p"/>
+          </m:rPr>
+          <m:t>−</m:t>
+        </m:r>
+        <m:r>
+          <m:t>2</m:t>
+        </m:r>
+        <m:r>
+          <m:rPr>
+            <m:sty m:val="p"/>
+          </m:rPr>
+          <m:t>=</m:t>
+        </m:r>
+        <m:r>
+          <m:t>0</m:t>
+        </m:r>
+      </m:oMath>
+      <w:r>
+        <w:t xml:space="preserve">, so</w:t>
+      </w:r>
+      <w:r>
+        <w:t xml:space="preserve"> </w:t>
+      </w:r>
+      <m:oMath>
+        <m:r>
+          <m:rPr>
+            <m:sty m:val="p"/>
+          </m:rPr>
+          <m:t>(</m:t>
+        </m:r>
+        <m:r>
+          <m:t>2</m:t>
+        </m:r>
+        <m:r>
+          <m:rPr>
+            <m:sty m:val="p"/>
+          </m:rPr>
+          <m:t>,</m:t>
+        </m:r>
+        <m:r>
+          <m:t>0</m:t>
+        </m:r>
+        <m:r>
+          <m:rPr>
+            <m:sty m:val="p"/>
+          </m:rPr>
+          <m:t>)</m:t>
+        </m:r>
+        <m:r>
+          <m:rPr>
+            <m:sty m:val="p"/>
+          </m:rPr>
+          <m:t>∈</m:t>
+        </m:r>
+        <m:r>
+          <m:rPr>
+            <m:scr m:val="script"/>
+            <m:sty m:val="p"/>
+          </m:rPr>
+          <m:t>H</m:t>
+        </m:r>
+      </m:oMath>
+      <w:r>
+        <w:t xml:space="preserve">.</w:t>
+      </w:r>
+    </w:p>
+    <w:p>
+      <w:pPr>
+        <w:pStyle w:val="Compact"/>
+        <w:numPr>
+          <w:ilvl w:val="0"/>
+          <w:numId w:val="1005"/>
+        </w:numPr>
+      </w:pPr>
+      <w:r>
+        <w:t xml:space="preserve">At</w:t>
+      </w:r>
+      <w:r>
+        <w:t xml:space="preserve"> </w:t>
+      </w:r>
+      <m:oMath>
+        <m:r>
+          <m:rPr>
+            <m:sty m:val="p"/>
+          </m:rPr>
+          <m:t>(</m:t>
+        </m:r>
+        <m:r>
+          <m:t>2</m:t>
+        </m:r>
+        <m:r>
+          <m:rPr>
+            <m:sty m:val="p"/>
+          </m:rPr>
+          <m:t>,</m:t>
+        </m:r>
+        <m:r>
+          <m:t>1</m:t>
+        </m:r>
+        <m:r>
+          <m:rPr>
+            <m:sty m:val="p"/>
+          </m:rPr>
+          <m:t>)</m:t>
+        </m:r>
+      </m:oMath>
+      <w:r>
+        <w:t xml:space="preserve"> </w:t>
+      </w:r>
+      <w:r>
+        <w:t xml:space="preserve">it equals</w:t>
+      </w:r>
+      <w:r>
+        <w:t xml:space="preserve"> </w:t>
+      </w:r>
+      <m:oMath>
+        <m:r>
+          <m:t>2</m:t>
+        </m:r>
+        <m:r>
+          <m:rPr>
+            <m:sty m:val="p"/>
+          </m:rPr>
+          <m:t>+</m:t>
+        </m:r>
+        <m:r>
+          <m:t>2</m:t>
+        </m:r>
+        <m:r>
+          <m:rPr>
+            <m:sty m:val="p"/>
+          </m:rPr>
+          <m:t>−</m:t>
+        </m:r>
+        <m:r>
+          <m:t>2</m:t>
+        </m:r>
+        <m:r>
+          <m:rPr>
+            <m:sty m:val="p"/>
+          </m:rPr>
+          <m:t>=</m:t>
+        </m:r>
+        <m:r>
+          <m:t>2</m:t>
+        </m:r>
+        <m:r>
+          <m:rPr>
+            <m:sty m:val="p"/>
+          </m:rPr>
+          <m:t>&gt;</m:t>
+        </m:r>
+        <m:r>
+          <m:t>0</m:t>
+        </m:r>
+      </m:oMath>
+      <w:r>
+        <w:t xml:space="preserve">, so</w:t>
+      </w:r>
+      <w:r>
+        <w:t xml:space="preserve"> </w:t>
+      </w:r>
+      <m:oMath>
+        <m:r>
+          <m:rPr>
+            <m:sty m:val="p"/>
+          </m:rPr>
+          <m:t>(</m:t>
+        </m:r>
+        <m:r>
+          <m:t>2</m:t>
+        </m:r>
+        <m:r>
+          <m:rPr>
+            <m:sty m:val="p"/>
+          </m:rPr>
+          <m:t>,</m:t>
+        </m:r>
+        <m:r>
+          <m:t>1</m:t>
+        </m:r>
+        <m:r>
+          <m:rPr>
+            <m:sty m:val="p"/>
+          </m:rPr>
+          <m:t>)</m:t>
+        </m:r>
+        <m:r>
+          <m:rPr>
+            <m:sty m:val="p"/>
+          </m:rPr>
+          <m:t>∈</m:t>
+        </m:r>
+        <m:sSup>
+          <m:e>
+            <m:r>
+              <m:rPr>
+                <m:scr m:val="script"/>
+                <m:sty m:val="p"/>
+              </m:rPr>
+              <m:t>H</m:t>
+            </m:r>
+          </m:e>
+          <m:sup>
+            <m:r>
+              <m:rPr>
+                <m:sty m:val="p"/>
+              </m:rPr>
+              <m:t>+</m:t>
+            </m:r>
+          </m:sup>
+        </m:sSup>
+      </m:oMath>
+      <w:r>
+        <w:t xml:space="preserve">.</w:t>
+      </w:r>
+    </w:p>
+    <w:p>
+      <w:pPr>
+        <w:pStyle w:val="FirstParagraph"/>
+      </w:pPr>
+      <w:r>
+        <w:t xml:space="preserve">Moving from</w:t>
+      </w:r>
+      <w:r>
+        <w:t xml:space="preserve"> </w:t>
+      </w:r>
+      <m:oMath>
+        <m:r>
+          <m:rPr>
+            <m:sty m:val="p"/>
+          </m:rPr>
+          <m:t>(</m:t>
+        </m:r>
+        <m:r>
+          <m:t>2</m:t>
+        </m:r>
+        <m:r>
+          <m:rPr>
+            <m:sty m:val="p"/>
+          </m:rPr>
+          <m:t>,</m:t>
+        </m:r>
+        <m:r>
+          <m:t>0</m:t>
+        </m:r>
+        <m:r>
+          <m:rPr>
+            <m:sty m:val="p"/>
+          </m:rPr>
+          <m:t>)</m:t>
+        </m:r>
+      </m:oMath>
+      <w:r>
+        <w:t xml:space="preserve"> </w:t>
+      </w:r>
+      <w:r>
+        <w:t xml:space="preserve">in the direction</w:t>
+      </w:r>
+      <w:r>
+        <w:t xml:space="preserve"> </w:t>
+      </w:r>
+      <w:r>
+        <w:t xml:space="preserve">$\mathord{\smash[b]{\underset{\raise.3ex\hbox{$\scriptstyle\sim$}}{w}}\vphantom{w}} = (1, 2)$</w:t>
+      </w:r>
+      <w:r>
+        <w:t xml:space="preserve"> </w:t>
+      </w:r>
+      <w:r>
+        <w:t xml:space="preserve">gives</w:t>
+      </w:r>
+      <w:r>
+        <w:t xml:space="preserve"> </w:t>
+      </w:r>
+      <m:oMath>
+        <m:r>
+          <m:rPr>
+            <m:sty m:val="p"/>
+          </m:rPr>
+          <m:t>(</m:t>
+        </m:r>
+        <m:r>
+          <m:t>3</m:t>
+        </m:r>
+        <m:r>
+          <m:rPr>
+            <m:sty m:val="p"/>
+          </m:rPr>
+          <m:t>,</m:t>
+        </m:r>
+        <m:r>
+          <m:t>2</m:t>
+        </m:r>
+        <m:r>
+          <m:rPr>
+            <m:sty m:val="p"/>
+          </m:rPr>
+          <m:t>)</m:t>
+        </m:r>
+      </m:oMath>
+      <w:r>
+        <w:t xml:space="preserve">,</w:t>
+      </w:r>
+      <w:r>
+        <w:t xml:space="preserve"> </w:t>
+      </w:r>
+      <w:r>
+        <w:t xml:space="preserve">where the value is</w:t>
+      </w:r>
+      <w:r>
+        <w:t xml:space="preserve"> </w:t>
+      </w:r>
+      <m:oMath>
+        <m:r>
+          <m:t>3</m:t>
+        </m:r>
+        <m:r>
+          <m:rPr>
+            <m:sty m:val="p"/>
+          </m:rPr>
+          <m:t>+</m:t>
+        </m:r>
+        <m:r>
+          <m:t>4</m:t>
+        </m:r>
+        <m:r>
+          <m:rPr>
+            <m:sty m:val="p"/>
+          </m:rPr>
+          <m:t>−</m:t>
+        </m:r>
+        <m:r>
+          <m:t>2</m:t>
+        </m:r>
+        <m:r>
+          <m:rPr>
+            <m:sty m:val="p"/>
+          </m:rPr>
+          <m:t>=</m:t>
+        </m:r>
+        <m:r>
+          <m:t>5</m:t>
+        </m:r>
+        <m:r>
+          <m:rPr>
+            <m:sty m:val="p"/>
+          </m:rPr>
+          <m:t>&gt;</m:t>
+        </m:r>
+        <m:r>
+          <m:t>0</m:t>
+        </m:r>
+      </m:oMath>
+      <w:r>
+        <w:t xml:space="preserve">.</w:t>
+      </w:r>
+      <w:r>
+        <w:t xml:space="preserve"> </w:t>
+      </w:r>
+      <w:r>
+        <w:t xml:space="preserve">So the direction</w:t>
+      </w:r>
+      <w:r>
+        <w:t xml:space="preserve"> </w:t>
+      </w:r>
+      <w:r>
+        <w:t xml:space="preserve">$\mathord{\smash[b]{\underset{\raise.3ex\hbox{$\scriptstyle\sim$}}{w}}\vphantom{w}}$</w:t>
+      </w:r>
+      <w:r>
+        <w:t xml:space="preserve"> </w:t>
+      </w:r>
+      <w:r>
+        <w:t xml:space="preserve">leads into</w:t>
+      </w:r>
+      <w:r>
+        <w:t xml:space="preserve"> </w:t>
+      </w:r>
+      <m:oMath>
+        <m:sSup>
+          <m:e>
+            <m:r>
+              <m:rPr>
+                <m:scr m:val="script"/>
+                <m:sty m:val="p"/>
+              </m:rPr>
+              <m:t>H</m:t>
+            </m:r>
+          </m:e>
+          <m:sup>
+            <m:r>
+              <m:rPr>
+                <m:sty m:val="p"/>
+              </m:rPr>
+              <m:t>+</m:t>
+            </m:r>
+          </m:sup>
+        </m:sSup>
+      </m:oMath>
+      <w:r>
+        <w:t xml:space="preserve">.</w:t>
+      </w:r>
+    </w:p>
+    <w:bookmarkEnd w:id="88"/>
+    <w:bookmarkStart w:id="89" w:name="rem-half-space-sides"/>
+    <w:p>
+      <w:pPr>
+        <w:pStyle w:val="BodyText"/>
+      </w:pPr>
+      <w:r>
+        <w:rPr>
+          <w:i/>
+          <w:iCs/>
+        </w:rPr>
+        <w:t xml:space="preserve">Remark 1</w:t>
+      </w:r>
+      <w:r>
+        <w:t xml:space="preserve"> (The two sides of a hyperplane). </w:t>
+      </w:r>
+      <w:r>
+        <w:t xml:space="preserve">Every point of</w:t>
+      </w:r>
+      <w:r>
+        <w:t xml:space="preserve"> </w:t>
+      </w:r>
+      <m:oMath>
+        <m:sSup>
+          <m:e>
+            <m:r>
+              <m:rPr>
+                <m:scr m:val="double-struck"/>
+                <m:sty m:val="p"/>
+              </m:rPr>
+              <m:t>R</m:t>
+            </m:r>
+          </m:e>
+          <m:sup>
+            <m:r>
+              <m:t>p</m:t>
+            </m:r>
+          </m:sup>
+        </m:sSup>
+      </m:oMath>
+      <w:r>
+        <w:t xml:space="preserve"> </w:t>
+      </w:r>
+      <w:r>
+        <w:t xml:space="preserve">is in exactly one of</w:t>
+      </w:r>
+      <w:r>
+        <w:t xml:space="preserve"> </w:t>
+      </w:r>
+      <m:oMath>
+        <m:sSup>
+          <m:e>
+            <m:r>
+              <m:rPr>
+                <m:scr m:val="script"/>
+                <m:sty m:val="p"/>
+              </m:rPr>
+              <m:t>H</m:t>
+            </m:r>
+          </m:e>
+          <m:sup>
+            <m:r>
+              <m:rPr>
+                <m:sty m:val="p"/>
+              </m:rPr>
+              <m:t>+</m:t>
+            </m:r>
+          </m:sup>
+        </m:sSup>
+      </m:oMath>
+      <w:r>
+        <w:t xml:space="preserve">,</w:t>
+      </w:r>
+      <w:r>
+        <w:t xml:space="preserve"> </w:t>
+      </w:r>
+      <m:oMath>
+        <m:r>
+          <m:rPr>
+            <m:scr m:val="script"/>
+            <m:sty m:val="p"/>
+          </m:rPr>
+          <m:t>H</m:t>
+        </m:r>
+      </m:oMath>
+      <w:r>
+        <w:t xml:space="preserve"> </w:t>
+      </w:r>
+      <w:r>
+        <w:t xml:space="preserve">and</w:t>
+      </w:r>
+      <w:r>
+        <w:t xml:space="preserve"> </w:t>
+      </w:r>
+      <m:oMath>
+        <m:sSup>
+          <m:e>
+            <m:r>
+              <m:rPr>
+                <m:scr m:val="script"/>
+                <m:sty m:val="p"/>
+              </m:rPr>
+              <m:t>H</m:t>
+            </m:r>
+          </m:e>
+          <m:sup>
+            <m:r>
+              <m:rPr>
+                <m:sty m:val="p"/>
+              </m:rPr>
+              <m:t>−</m:t>
+            </m:r>
+          </m:sup>
+        </m:sSup>
+      </m:oMath>
+      <w:r>
+        <w:t xml:space="preserve">,</w:t>
+      </w:r>
+      <w:r>
+        <w:t xml:space="preserve"> </w:t>
+      </w:r>
+      <w:r>
+        <w:t xml:space="preserve">because the number</w:t>
+      </w:r>
+      <w:r>
+        <w:t xml:space="preserve"> </w:t>
+      </w:r>
+      <w:r>
+        <w:t xml:space="preserve">$\mathord{\smash[b]{\underset{\raise.3ex\hbox{$\scriptstyle\sim$}}{w}}\vphantom{w}} \cdot \mathord{\smash[b]{\underset{\raise.3ex\hbox{$\scriptstyle\sim$}}{x}}\vphantom{x}} + b$</w:t>
+      </w:r>
+      <w:r>
+        <w:t xml:space="preserve"> </w:t>
+      </w:r>
+      <w:r>
+        <w:t xml:space="preserve">is positive, zero or negative.</w:t>
+      </w:r>
+      <w:r>
+        <w:t xml:space="preserve"> </w:t>
+      </w:r>
+      <w:r>
+        <w:t xml:space="preserve">The vector</w:t>
+      </w:r>
+      <w:r>
+        <w:t xml:space="preserve"> </w:t>
+      </w:r>
+      <w:r>
+        <w:t xml:space="preserve">$\mathord{\smash[b]{\underset{\raise.3ex\hbox{$\scriptstyle\sim$}}{w}}\vphantom{w}}$</w:t>
+      </w:r>
+      <w:r>
+        <w:t xml:space="preserve"> </w:t>
+      </w:r>
+      <w:r>
+        <w:t xml:space="preserve">points into</w:t>
+      </w:r>
+      <w:r>
+        <w:t xml:space="preserve"> </w:t>
+      </w:r>
+      <m:oMath>
+        <m:sSup>
+          <m:e>
+            <m:r>
+              <m:rPr>
+                <m:scr m:val="script"/>
+                <m:sty m:val="p"/>
+              </m:rPr>
+              <m:t>H</m:t>
+            </m:r>
+          </m:e>
+          <m:sup>
+            <m:r>
+              <m:rPr>
+                <m:sty m:val="p"/>
+              </m:rPr>
+              <m:t>+</m:t>
+            </m:r>
+          </m:sup>
+        </m:sSup>
+      </m:oMath>
+      <w:r>
+        <w:t xml:space="preserve">:</w:t>
+      </w:r>
+      <w:r>
+        <w:t xml:space="preserve"> </w:t>
+      </w:r>
+      <w:r>
+        <w:t xml:space="preserve">the number</w:t>
+      </w:r>
+      <w:r>
+        <w:t xml:space="preserve"> </w:t>
+      </w:r>
+      <w:r>
+        <w:t xml:space="preserve">$\mathord{\smash[b]{\underset{\raise.3ex\hbox{$\scriptstyle\sim$}}{w}}\vphantom{w}} \cdot \mathord{\smash[b]{\underset{\raise.3ex\hbox{$\scriptstyle\sim$}}{x}}\vphantom{x}} + b$</w:t>
+      </w:r>
+      <w:r>
+        <w:t xml:space="preserve"> </w:t>
+      </w:r>
+      <w:r>
+        <w:t xml:space="preserve">goes up when</w:t>
+      </w:r>
+      <w:r>
+        <w:t xml:space="preserve"> </w:t>
+      </w:r>
+      <w:r>
+        <w:t xml:space="preserve">$\mathord{\smash[b]{\underset{\raise.3ex\hbox{$\scriptstyle\sim$}}{x}}\vphantom{x}}$</w:t>
+      </w:r>
+      <w:r>
+        <w:t xml:space="preserve"> </w:t>
+      </w:r>
+      <w:r>
+        <w:t xml:space="preserve">moves in the direction</w:t>
+      </w:r>
+      <w:r>
+        <w:t xml:space="preserve"> </w:t>
+      </w:r>
+      <w:r>
+        <w:t xml:space="preserve">$\mathord{\smash[b]{\underset{\raise.3ex\hbox{$\scriptstyle\sim$}}{w}}\vphantom{w}}$</w:t>
+      </w:r>
+      <w:r>
+        <w:t xml:space="preserve">.</w:t>
+      </w:r>
+    </w:p>
+    <w:bookmarkEnd w:id="89"/>
+    <w:bookmarkStart w:id="90" w:name="thm-half-space-dimension"/>
+    <w:p>
+      <w:pPr>
+        <w:pStyle w:val="BodyText"/>
+      </w:pPr>
+      <w:r>
+        <w:rPr>
+          <w:b/>
+          <w:bCs/>
+        </w:rPr>
+        <w:t xml:space="preserve">Theorem 13 (Differences of points in a hyperplane and in a half-space)</w:t>
+      </w:r>
+      <w:r>
+        <w:t xml:space="preserve"> </w:t>
+      </w:r>
+      <w:r>
+        <w:t xml:space="preserve">Let</w:t>
+      </w:r>
+      <w:r>
+        <w:t xml:space="preserve"> </w:t>
+      </w:r>
+      <w:r>
+        <w:t xml:space="preserve">$\mathord{\smash[b]{\underset{\raise.3ex\hbox{$\scriptstyle\sim$}}{w}}\vphantom{w}} \in \mathbb{R}^p$</w:t>
+      </w:r>
+      <w:r>
+        <w:t xml:space="preserve"> </w:t>
+      </w:r>
+      <w:r>
+        <w:t xml:space="preserve">be nonzero, let</w:t>
+      </w:r>
+      <w:r>
+        <w:t xml:space="preserve"> </w:t>
+      </w:r>
+      <m:oMath>
+        <m:r>
+          <m:t>b</m:t>
+        </m:r>
+        <m:r>
+          <m:rPr>
+            <m:sty m:val="p"/>
+          </m:rPr>
+          <m:t>∈</m:t>
+        </m:r>
+        <m:r>
+          <m:rPr>
+            <m:scr m:val="double-struck"/>
+            <m:sty m:val="p"/>
+          </m:rPr>
+          <m:t>R</m:t>
+        </m:r>
+      </m:oMath>
+      <w:r>
+        <w:t xml:space="preserve">,</w:t>
+      </w:r>
+      <w:r>
+        <w:t xml:space="preserve"> </w:t>
+      </w:r>
+      <w:r>
+        <w:t xml:space="preserve">and let</w:t>
+      </w:r>
+      <w:r>
+        <w:t xml:space="preserve"> </w:t>
+      </w:r>
+      <m:oMath>
+        <m:r>
+          <m:rPr>
+            <m:scr m:val="script"/>
+            <m:sty m:val="p"/>
+          </m:rPr>
+          <m:t>H</m:t>
+        </m:r>
+      </m:oMath>
+      <w:r>
+        <w:t xml:space="preserve">,</w:t>
+      </w:r>
+      <w:r>
+        <w:t xml:space="preserve"> </w:t>
+      </w:r>
+      <m:oMath>
+        <m:sSup>
+          <m:e>
+            <m:r>
+              <m:rPr>
+                <m:scr m:val="script"/>
+                <m:sty m:val="p"/>
+              </m:rPr>
+              <m:t>H</m:t>
+            </m:r>
+          </m:e>
+          <m:sup>
+            <m:r>
+              <m:rPr>
+                <m:sty m:val="p"/>
+              </m:rPr>
+              <m:t>+</m:t>
+            </m:r>
+          </m:sup>
+        </m:sSup>
+      </m:oMath>
+      <w:r>
+        <w:t xml:space="preserve"> </w:t>
+      </w:r>
+      <w:r>
+        <w:t xml:space="preserve">be the hyperplane and open half-space of</w:t>
+      </w:r>
+      <w:r>
+        <w:t xml:space="preserve"> </w:t>
+      </w:r>
+      <w:hyperlink w:anchor="def-half-space">
+        <w:r>
+          <w:rPr>
+            <w:rStyle w:val="Hyperlink"/>
+          </w:rPr>
+          <w:t xml:space="preserve">Definition 9</w:t>
+        </w:r>
+      </w:hyperlink>
+      <w:r>
+        <w:t xml:space="preserve">.</w:t>
+      </w:r>
+      <w:r>
+        <w:t xml:space="preserve"> </w:t>
+      </w:r>
+      <w:r>
+        <w:t xml:space="preserve">For a set</w:t>
+      </w:r>
+      <w:r>
+        <w:t xml:space="preserve"> </w:t>
+      </w:r>
+      <m:oMath>
+        <m:r>
+          <m:t>S</m:t>
+        </m:r>
+        <m:r>
+          <m:rPr>
+            <m:sty m:val="p"/>
+          </m:rPr>
+          <m:t>⊆</m:t>
+        </m:r>
+        <m:sSup>
+          <m:e>
+            <m:r>
+              <m:rPr>
+                <m:scr m:val="double-struck"/>
+                <m:sty m:val="p"/>
+              </m:rPr>
+              <m:t>R</m:t>
+            </m:r>
+          </m:e>
+          <m:sup>
+            <m:r>
+              <m:t>p</m:t>
+            </m:r>
+          </m:sup>
+        </m:sSup>
+      </m:oMath>
+      <w:r>
+        <w:t xml:space="preserve">, let</w:t>
+      </w:r>
+      <w:r>
+        <w:t xml:space="preserve"> </w:t>
+      </w:r>
+      <w:r>
+        <w:t xml:space="preserve">$D(S) \stackrel{\text{def}}{=}\mathopen{}\left\{\mathord{\smash[b]{\underset{\raise.3ex\hbox{$\scriptstyle\sim$}}{y}}\vphantom{y}}- \mathord{\smash[b]{\underset{\raise.3ex\hbox{$\scriptstyle\sim$}}{x}}\vphantom{x}}: \mathord{\smash[b]{\underset{\raise.3ex\hbox{$\scriptstyle\sim$}}{x}}\vphantom{x}}, \mathord{\smash[b]{\underset{\raise.3ex\hbox{$\scriptstyle\sim$}}{y}}\vphantom{y}}\in S\right\}\mathclose{}$</w:t>
+      </w:r>
+      <w:r>
+        <w:t xml:space="preserve"> </w:t>
+      </w:r>
+      <w:r>
+        <w:t xml:space="preserve">be the set of differences of its points.</w:t>
       </w:r>
     </w:p>
     <w:p>
@@ -26227,58 +26393,23 @@
         </w:numPr>
       </w:pPr>
       <w:r>
-        <w:t xml:space="preserve">At</w:t>
-      </w:r>
-      <w:r>
-        <w:t xml:space="preserve"> </w:t>
-      </w:r>
-      <m:oMath>
-        <m:r>
-          <m:rPr>
-            <m:sty m:val="p"/>
-          </m:rPr>
-          <m:t>(</m:t>
-        </m:r>
-        <m:r>
-          <m:t>0</m:t>
-        </m:r>
-        <m:r>
-          <m:rPr>
-            <m:sty m:val="p"/>
-          </m:rPr>
-          <m:t>,</m:t>
-        </m:r>
-        <m:r>
-          <m:t>0</m:t>
-        </m:r>
-        <m:r>
-          <m:rPr>
-            <m:sty m:val="p"/>
-          </m:rPr>
-          <m:t>)</m:t>
-        </m:r>
-      </m:oMath>
-      <w:r>
-        <w:t xml:space="preserve"> </w:t>
-      </w:r>
-      <w:r>
-        <w:t xml:space="preserve">it equals</w:t>
-      </w:r>
-      <w:r>
-        <w:t xml:space="preserve"> </w:t>
-      </w:r>
-      <m:oMath>
-        <m:r>
-          <m:t>0</m:t>
-        </m:r>
-        <m:r>
-          <m:rPr>
-            <m:sty m:val="p"/>
-          </m:rPr>
-          <m:t>+</m:t>
-        </m:r>
-        <m:r>
-          <m:t>0</m:t>
+        <w:t xml:space="preserve">$D(\mathcal{H}) = \mathopen{}\left\{\mathord{\smash[b]{\underset{\raise.3ex\hbox{$\scriptstyle\sim$}}{s}}\vphantom{s}} : \mathord{\smash[b]{\underset{\raise.3ex\hbox{$\scriptstyle\sim$}}{w}}\vphantom{w}} \cdot \mathord{\smash[b]{\underset{\raise.3ex\hbox{$\scriptstyle\sim$}}{s}}\vphantom{s}} = 0\right\}\mathclose{}$</w:t>
+      </w:r>
+      <w:r>
+        <w:t xml:space="preserve">,</w:t>
+      </w:r>
+      <w:r>
+        <w:t xml:space="preserve"> </w:t>
+      </w:r>
+      <w:r>
+        <w:t xml:space="preserve">a subspace of dimension</w:t>
+      </w:r>
+      <w:r>
+        <w:t xml:space="preserve"> </w:t>
+      </w:r>
+      <m:oMath>
+        <m:r>
+          <m:t>p</m:t>
         </m:r>
         <m:r>
           <m:rPr>
@@ -26287,89 +26418,8 @@
           <m:t>−</m:t>
         </m:r>
         <m:r>
-          <m:t>2</m:t>
-        </m:r>
-        <m:r>
-          <m:rPr>
-            <m:sty m:val="p"/>
-          </m:rPr>
-          <m:t>=</m:t>
-        </m:r>
-        <m:r>
-          <m:rPr>
-            <m:sty m:val="p"/>
-          </m:rPr>
-          <m:t>−</m:t>
-        </m:r>
-        <m:r>
-          <m:t>2</m:t>
-        </m:r>
-        <m:r>
-          <m:rPr>
-            <m:sty m:val="p"/>
-          </m:rPr>
-          <m:t>&lt;</m:t>
-        </m:r>
-        <m:r>
-          <m:t>0</m:t>
-        </m:r>
-      </m:oMath>
-      <w:r>
-        <w:t xml:space="preserve">, so</w:t>
-      </w:r>
-      <w:r>
-        <w:t xml:space="preserve"> </w:t>
-      </w:r>
-      <m:oMath>
-        <m:r>
-          <m:rPr>
-            <m:sty m:val="p"/>
-          </m:rPr>
-          <m:t>(</m:t>
-        </m:r>
-        <m:r>
-          <m:t>0</m:t>
-        </m:r>
-        <m:r>
-          <m:rPr>
-            <m:sty m:val="p"/>
-          </m:rPr>
-          <m:t>,</m:t>
-        </m:r>
-        <m:r>
-          <m:t>0</m:t>
-        </m:r>
-        <m:r>
-          <m:rPr>
-            <m:sty m:val="p"/>
-          </m:rPr>
-          <m:t>)</m:t>
-        </m:r>
-        <m:r>
-          <m:rPr>
-            <m:sty m:val="p"/>
-          </m:rPr>
-          <m:t>∈</m:t>
-        </m:r>
-        <m:sSup>
-          <m:e>
-            <m:r>
-              <m:rPr>
-                <m:scr m:val="script"/>
-                <m:sty m:val="p"/>
-              </m:rPr>
-              <m:t>H</m:t>
-            </m:r>
-          </m:e>
-          <m:sup>
-            <m:r>
-              <m:rPr>
-                <m:sty m:val="p"/>
-              </m:rPr>
-              <m:t>−</m:t>
-            </m:r>
-          </m:sup>
-        </m:sSup>
+          <m:t>1</m:t>
+        </m:r>
       </m:oMath>
       <w:r>
         <w:t xml:space="preserve">.</w:t>
@@ -26383,254 +26433,15 @@
           <w:numId w:val="1006"/>
         </w:numPr>
       </w:pPr>
-      <w:r>
-        <w:t xml:space="preserve">At</w:t>
-      </w:r>
-      <w:r>
-        <w:t xml:space="preserve"> </w:t>
-      </w:r>
-      <m:oMath>
+      <m:oMath>
+        <m:r>
+          <m:t>D</m:t>
+        </m:r>
         <m:r>
           <m:rPr>
             <m:sty m:val="p"/>
           </m:rPr>
           <m:t>(</m:t>
-        </m:r>
-        <m:r>
-          <m:t>2</m:t>
-        </m:r>
-        <m:r>
-          <m:rPr>
-            <m:sty m:val="p"/>
-          </m:rPr>
-          <m:t>,</m:t>
-        </m:r>
-        <m:r>
-          <m:t>0</m:t>
-        </m:r>
-        <m:r>
-          <m:rPr>
-            <m:sty m:val="p"/>
-          </m:rPr>
-          <m:t>)</m:t>
-        </m:r>
-      </m:oMath>
-      <w:r>
-        <w:t xml:space="preserve"> </w:t>
-      </w:r>
-      <w:r>
-        <w:t xml:space="preserve">it equals</w:t>
-      </w:r>
-      <w:r>
-        <w:t xml:space="preserve"> </w:t>
-      </w:r>
-      <m:oMath>
-        <m:r>
-          <m:t>2</m:t>
-        </m:r>
-        <m:r>
-          <m:rPr>
-            <m:sty m:val="p"/>
-          </m:rPr>
-          <m:t>+</m:t>
-        </m:r>
-        <m:r>
-          <m:t>0</m:t>
-        </m:r>
-        <m:r>
-          <m:rPr>
-            <m:sty m:val="p"/>
-          </m:rPr>
-          <m:t>−</m:t>
-        </m:r>
-        <m:r>
-          <m:t>2</m:t>
-        </m:r>
-        <m:r>
-          <m:rPr>
-            <m:sty m:val="p"/>
-          </m:rPr>
-          <m:t>=</m:t>
-        </m:r>
-        <m:r>
-          <m:t>0</m:t>
-        </m:r>
-      </m:oMath>
-      <w:r>
-        <w:t xml:space="preserve">, so</w:t>
-      </w:r>
-      <w:r>
-        <w:t xml:space="preserve"> </w:t>
-      </w:r>
-      <m:oMath>
-        <m:r>
-          <m:rPr>
-            <m:sty m:val="p"/>
-          </m:rPr>
-          <m:t>(</m:t>
-        </m:r>
-        <m:r>
-          <m:t>2</m:t>
-        </m:r>
-        <m:r>
-          <m:rPr>
-            <m:sty m:val="p"/>
-          </m:rPr>
-          <m:t>,</m:t>
-        </m:r>
-        <m:r>
-          <m:t>0</m:t>
-        </m:r>
-        <m:r>
-          <m:rPr>
-            <m:sty m:val="p"/>
-          </m:rPr>
-          <m:t>)</m:t>
-        </m:r>
-        <m:r>
-          <m:rPr>
-            <m:sty m:val="p"/>
-          </m:rPr>
-          <m:t>∈</m:t>
-        </m:r>
-        <m:r>
-          <m:rPr>
-            <m:scr m:val="script"/>
-            <m:sty m:val="p"/>
-          </m:rPr>
-          <m:t>H</m:t>
-        </m:r>
-      </m:oMath>
-      <w:r>
-        <w:t xml:space="preserve">.</w:t>
-      </w:r>
-    </w:p>
-    <w:p>
-      <w:pPr>
-        <w:pStyle w:val="Compact"/>
-        <w:numPr>
-          <w:ilvl w:val="0"/>
-          <w:numId w:val="1006"/>
-        </w:numPr>
-      </w:pPr>
-      <w:r>
-        <w:t xml:space="preserve">At</w:t>
-      </w:r>
-      <w:r>
-        <w:t xml:space="preserve"> </w:t>
-      </w:r>
-      <m:oMath>
-        <m:r>
-          <m:rPr>
-            <m:sty m:val="p"/>
-          </m:rPr>
-          <m:t>(</m:t>
-        </m:r>
-        <m:r>
-          <m:t>2</m:t>
-        </m:r>
-        <m:r>
-          <m:rPr>
-            <m:sty m:val="p"/>
-          </m:rPr>
-          <m:t>,</m:t>
-        </m:r>
-        <m:r>
-          <m:t>1</m:t>
-        </m:r>
-        <m:r>
-          <m:rPr>
-            <m:sty m:val="p"/>
-          </m:rPr>
-          <m:t>)</m:t>
-        </m:r>
-      </m:oMath>
-      <w:r>
-        <w:t xml:space="preserve"> </w:t>
-      </w:r>
-      <w:r>
-        <w:t xml:space="preserve">it equals</w:t>
-      </w:r>
-      <w:r>
-        <w:t xml:space="preserve"> </w:t>
-      </w:r>
-      <m:oMath>
-        <m:r>
-          <m:t>2</m:t>
-        </m:r>
-        <m:r>
-          <m:rPr>
-            <m:sty m:val="p"/>
-          </m:rPr>
-          <m:t>+</m:t>
-        </m:r>
-        <m:r>
-          <m:t>2</m:t>
-        </m:r>
-        <m:r>
-          <m:rPr>
-            <m:sty m:val="p"/>
-          </m:rPr>
-          <m:t>−</m:t>
-        </m:r>
-        <m:r>
-          <m:t>2</m:t>
-        </m:r>
-        <m:r>
-          <m:rPr>
-            <m:sty m:val="p"/>
-          </m:rPr>
-          <m:t>=</m:t>
-        </m:r>
-        <m:r>
-          <m:t>2</m:t>
-        </m:r>
-        <m:r>
-          <m:rPr>
-            <m:sty m:val="p"/>
-          </m:rPr>
-          <m:t>&gt;</m:t>
-        </m:r>
-        <m:r>
-          <m:t>0</m:t>
-        </m:r>
-      </m:oMath>
-      <w:r>
-        <w:t xml:space="preserve">, so</w:t>
-      </w:r>
-      <w:r>
-        <w:t xml:space="preserve"> </w:t>
-      </w:r>
-      <m:oMath>
-        <m:r>
-          <m:rPr>
-            <m:sty m:val="p"/>
-          </m:rPr>
-          <m:t>(</m:t>
-        </m:r>
-        <m:r>
-          <m:t>2</m:t>
-        </m:r>
-        <m:r>
-          <m:rPr>
-            <m:sty m:val="p"/>
-          </m:rPr>
-          <m:t>,</m:t>
-        </m:r>
-        <m:r>
-          <m:t>1</m:t>
-        </m:r>
-        <m:r>
-          <m:rPr>
-            <m:sty m:val="p"/>
-          </m:rPr>
-          <m:t>)</m:t>
-        </m:r>
-        <m:r>
-          <m:rPr>
-            <m:sty m:val="p"/>
-          </m:rPr>
-          <m:t>∈</m:t>
         </m:r>
         <m:sSup>
           <m:e>
@@ -26651,6 +26462,45 @@
             </m:r>
           </m:sup>
         </m:sSup>
+        <m:r>
+          <m:rPr>
+            <m:sty m:val="p"/>
+          </m:rPr>
+          <m:t>)</m:t>
+        </m:r>
+        <m:r>
+          <m:rPr>
+            <m:sty m:val="p"/>
+          </m:rPr>
+          <m:t>=</m:t>
+        </m:r>
+        <m:sSup>
+          <m:e>
+            <m:r>
+              <m:rPr>
+                <m:scr m:val="double-struck"/>
+                <m:sty m:val="p"/>
+              </m:rPr>
+              <m:t>R</m:t>
+            </m:r>
+          </m:e>
+          <m:sup>
+            <m:r>
+              <m:t>p</m:t>
+            </m:r>
+          </m:sup>
+        </m:sSup>
+      </m:oMath>
+      <w:r>
+        <w:t xml:space="preserve">, a subspace of dimension</w:t>
+      </w:r>
+      <w:r>
+        <w:t xml:space="preserve"> </w:t>
+      </w:r>
+      <m:oMath>
+        <m:r>
+          <m:t>p</m:t>
+        </m:r>
       </m:oMath>
       <w:r>
         <w:t xml:space="preserve">.</w:t>
@@ -26661,157 +26511,7 @@
         <w:pStyle w:val="FirstParagraph"/>
       </w:pPr>
       <w:r>
-        <w:t xml:space="preserve">Moving from</w:t>
-      </w:r>
-      <w:r>
-        <w:t xml:space="preserve"> </w:t>
-      </w:r>
-      <m:oMath>
-        <m:r>
-          <m:rPr>
-            <m:sty m:val="p"/>
-          </m:rPr>
-          <m:t>(</m:t>
-        </m:r>
-        <m:r>
-          <m:t>2</m:t>
-        </m:r>
-        <m:r>
-          <m:rPr>
-            <m:sty m:val="p"/>
-          </m:rPr>
-          <m:t>,</m:t>
-        </m:r>
-        <m:r>
-          <m:t>0</m:t>
-        </m:r>
-        <m:r>
-          <m:rPr>
-            <m:sty m:val="p"/>
-          </m:rPr>
-          <m:t>)</m:t>
-        </m:r>
-      </m:oMath>
-      <w:r>
-        <w:t xml:space="preserve"> </w:t>
-      </w:r>
-      <w:r>
-        <w:t xml:space="preserve">in the direction</w:t>
-      </w:r>
-      <w:r>
-        <w:t xml:space="preserve"> </w:t>
-      </w:r>
-      <w:r>
-        <w:t xml:space="preserve">$\mathord{\smash[b]{\underset{\raise.3ex\hbox{$\scriptstyle\sim$}}{w}}\vphantom{w}} = (1, 2)$</w:t>
-      </w:r>
-      <w:r>
-        <w:t xml:space="preserve"> </w:t>
-      </w:r>
-      <w:r>
-        <w:t xml:space="preserve">gives</w:t>
-      </w:r>
-      <w:r>
-        <w:t xml:space="preserve"> </w:t>
-      </w:r>
-      <m:oMath>
-        <m:r>
-          <m:rPr>
-            <m:sty m:val="p"/>
-          </m:rPr>
-          <m:t>(</m:t>
-        </m:r>
-        <m:r>
-          <m:t>3</m:t>
-        </m:r>
-        <m:r>
-          <m:rPr>
-            <m:sty m:val="p"/>
-          </m:rPr>
-          <m:t>,</m:t>
-        </m:r>
-        <m:r>
-          <m:t>2</m:t>
-        </m:r>
-        <m:r>
-          <m:rPr>
-            <m:sty m:val="p"/>
-          </m:rPr>
-          <m:t>)</m:t>
-        </m:r>
-      </m:oMath>
-      <w:r>
-        <w:t xml:space="preserve">,</w:t>
-      </w:r>
-      <w:r>
-        <w:t xml:space="preserve"> </w:t>
-      </w:r>
-      <w:r>
-        <w:t xml:space="preserve">where the value is</w:t>
-      </w:r>
-      <w:r>
-        <w:t xml:space="preserve"> </w:t>
-      </w:r>
-      <m:oMath>
-        <m:r>
-          <m:t>3</m:t>
-        </m:r>
-        <m:r>
-          <m:rPr>
-            <m:sty m:val="p"/>
-          </m:rPr>
-          <m:t>+</m:t>
-        </m:r>
-        <m:r>
-          <m:t>4</m:t>
-        </m:r>
-        <m:r>
-          <m:rPr>
-            <m:sty m:val="p"/>
-          </m:rPr>
-          <m:t>−</m:t>
-        </m:r>
-        <m:r>
-          <m:t>2</m:t>
-        </m:r>
-        <m:r>
-          <m:rPr>
-            <m:sty m:val="p"/>
-          </m:rPr>
-          <m:t>=</m:t>
-        </m:r>
-        <m:r>
-          <m:t>5</m:t>
-        </m:r>
-        <m:r>
-          <m:rPr>
-            <m:sty m:val="p"/>
-          </m:rPr>
-          <m:t>&gt;</m:t>
-        </m:r>
-        <m:r>
-          <m:t>0</m:t>
-        </m:r>
-      </m:oMath>
-      <w:r>
-        <w:t xml:space="preserve">.</w:t>
-      </w:r>
-      <w:r>
-        <w:t xml:space="preserve"> </w:t>
-      </w:r>
-      <w:r>
-        <w:t xml:space="preserve">So the direction</w:t>
-      </w:r>
-      <w:r>
-        <w:t xml:space="preserve"> </w:t>
-      </w:r>
-      <w:r>
-        <w:t xml:space="preserve">$\mathord{\smash[b]{\underset{\raise.3ex\hbox{$\scriptstyle\sim$}}{w}}\vphantom{w}}$</w:t>
-      </w:r>
-      <w:r>
-        <w:t xml:space="preserve"> </w:t>
-      </w:r>
-      <w:r>
-        <w:t xml:space="preserve">leads into</w:t>
+        <w:t xml:space="preserve">The same holds for</w:t>
       </w:r>
       <w:r>
         <w:t xml:space="preserve"> </w:t>
@@ -26832,7 +26532,7 @@
               <m:rPr>
                 <m:sty m:val="p"/>
               </m:rPr>
-              <m:t>+</m:t>
+              <m:t>−</m:t>
             </m:r>
           </m:sup>
         </m:sSup>
@@ -26841,8 +26541,7 @@
         <w:t xml:space="preserve">.</w:t>
       </w:r>
     </w:p>
-    <w:bookmarkEnd w:id="93"/>
-    <w:bookmarkStart w:id="94" w:name="rem-half-space-sides"/>
+    <w:bookmarkEnd w:id="90"/>
     <w:p>
       <w:pPr>
         <w:pStyle w:val="BodyText"/>
@@ -26852,13 +26551,287 @@
           <w:i/>
           <w:iCs/>
         </w:rPr>
-        <w:t xml:space="preserve">Remark 1</w:t>
-      </w:r>
-      <w:r>
-        <w:t xml:space="preserve"> (The two sides of a hyperplane). </w:t>
-      </w:r>
-      <w:r>
-        <w:t xml:space="preserve">Every point of</w:t>
+        <w:t xml:space="preserve">Proof</w:t>
+      </w:r>
+      <w:r>
+        <w:t xml:space="preserve">. </w:t>
+      </w:r>
+      <w:r>
+        <w:rPr>
+          <w:b/>
+          <w:bCs/>
+        </w:rPr>
+        <w:t xml:space="preserve">Part 1.</w:t>
+      </w:r>
+      <w:r>
+        <w:t xml:space="preserve"> </w:t>
+      </w:r>
+      <w:r>
+        <w:t xml:space="preserve">Let</w:t>
+      </w:r>
+      <w:r>
+        <w:t xml:space="preserve"> </w:t>
+      </w:r>
+      <w:r>
+        <w:t xml:space="preserve">$\mathord{\smash[b]{\underset{\raise.3ex\hbox{$\scriptstyle\sim$}}{x}}\vphantom{x}}, \mathord{\smash[b]{\underset{\raise.3ex\hbox{$\scriptstyle\sim$}}{y}}\vphantom{y}}\in \mathcal{H}$</w:t>
+      </w:r>
+      <w:r>
+        <w:t xml:space="preserve">.</w:t>
+      </w:r>
+      <w:r>
+        <w:t xml:space="preserve"> </w:t>
+      </w:r>
+      <w:r>
+        <w:t xml:space="preserve">By</w:t>
+      </w:r>
+      <w:r>
+        <w:t xml:space="preserve"> </w:t>
+      </w:r>
+      <w:hyperlink w:anchor="thm-hyperplane-subspace">
+        <w:r>
+          <w:rPr>
+            <w:rStyle w:val="Hyperlink"/>
+          </w:rPr>
+          <w:t xml:space="preserve">Theorem 11</w:t>
+        </w:r>
+      </w:hyperlink>
+      <w:r>
+        <w:t xml:space="preserve"> </w:t>
+      </w:r>
+      <w:r>
+        <w:t xml:space="preserve">part 3,</w:t>
+      </w:r>
+      <w:r>
+        <w:t xml:space="preserve"> </w:t>
+      </w:r>
+      <w:r>
+        <w:t xml:space="preserve">$\mathord{\smash[b]{\underset{\raise.3ex\hbox{$\scriptstyle\sim$}}{w}}\vphantom{w}} \cdot (\mathord{\smash[b]{\underset{\raise.3ex\hbox{$\scriptstyle\sim$}}{y}}\vphantom{y}}- \mathord{\smash[b]{\underset{\raise.3ex\hbox{$\scriptstyle\sim$}}{x}}\vphantom{x}}) = 0$</w:t>
+      </w:r>
+      <w:r>
+        <w:t xml:space="preserve">,</w:t>
+      </w:r>
+      <w:r>
+        <w:t xml:space="preserve"> </w:t>
+      </w:r>
+      <w:r>
+        <w:t xml:space="preserve">so</w:t>
+      </w:r>
+      <w:r>
+        <w:t xml:space="preserve"> </w:t>
+      </w:r>
+      <w:r>
+        <w:t xml:space="preserve">$\mathord{\smash[b]{\underset{\raise.3ex\hbox{$\scriptstyle\sim$}}{y}}\vphantom{y}}- \mathord{\smash[b]{\underset{\raise.3ex\hbox{$\scriptstyle\sim$}}{x}}\vphantom{x}}\in \mathcal{H}_0 = \mathopen{}\left\{\mathord{\smash[b]{\underset{\raise.3ex\hbox{$\scriptstyle\sim$}}{s}}\vphantom{s}} : \mathord{\smash[b]{\underset{\raise.3ex\hbox{$\scriptstyle\sim$}}{w}}\vphantom{w}} \cdot \mathord{\smash[b]{\underset{\raise.3ex\hbox{$\scriptstyle\sim$}}{s}}\vphantom{s}} = 0\right\}\mathclose{}$</w:t>
+      </w:r>
+      <w:r>
+        <w:t xml:space="preserve">.</w:t>
+      </w:r>
+      <w:r>
+        <w:t xml:space="preserve"> </w:t>
+      </w:r>
+      <w:r>
+        <w:t xml:space="preserve">Conversely, take any</w:t>
+      </w:r>
+      <w:r>
+        <w:t xml:space="preserve"> </w:t>
+      </w:r>
+      <w:r>
+        <w:t xml:space="preserve">$\mathord{\smash[b]{\underset{\raise.3ex\hbox{$\scriptstyle\sim$}}{x}}\vphantom{x}}_0 \in \mathcal{H}$</w:t>
+      </w:r>
+      <w:r>
+        <w:t xml:space="preserve"> </w:t>
+      </w:r>
+      <w:r>
+        <w:t xml:space="preserve">(</w:t>
+      </w:r>
+      <w:hyperlink w:anchor="thm-hyperplane-subspace">
+        <w:r>
+          <w:rPr>
+            <w:rStyle w:val="Hyperlink"/>
+          </w:rPr>
+          <w:t xml:space="preserve">Theorem 11</w:t>
+        </w:r>
+      </w:hyperlink>
+      <w:r>
+        <w:t xml:space="preserve"> </w:t>
+      </w:r>
+      <w:r>
+        <w:t xml:space="preserve">part 2 gives such a point).</w:t>
+      </w:r>
+      <w:r>
+        <w:t xml:space="preserve"> </w:t>
+      </w:r>
+      <w:r>
+        <w:t xml:space="preserve">For any</w:t>
+      </w:r>
+      <w:r>
+        <w:t xml:space="preserve"> </w:t>
+      </w:r>
+      <w:r>
+        <w:t xml:space="preserve">$\mathord{\smash[b]{\underset{\raise.3ex\hbox{$\scriptstyle\sim$}}{s}}\vphantom{s}} \in \mathcal{H}_0$</w:t>
+      </w:r>
+      <w:r>
+        <w:t xml:space="preserve">, the point</w:t>
+      </w:r>
+      <w:r>
+        <w:t xml:space="preserve"> </w:t>
+      </w:r>
+      <w:r>
+        <w:t xml:space="preserve">$\mathord{\smash[b]{\underset{\raise.3ex\hbox{$\scriptstyle\sim$}}{x}}\vphantom{x}}_0 + \mathord{\smash[b]{\underset{\raise.3ex\hbox{$\scriptstyle\sim$}}{s}}\vphantom{s}}$</w:t>
+      </w:r>
+      <w:r>
+        <w:t xml:space="preserve"> </w:t>
+      </w:r>
+      <w:r>
+        <w:t xml:space="preserve">is in</w:t>
+      </w:r>
+      <w:r>
+        <w:t xml:space="preserve"> </w:t>
+      </w:r>
+      <m:oMath>
+        <m:r>
+          <m:rPr>
+            <m:scr m:val="script"/>
+            <m:sty m:val="p"/>
+          </m:rPr>
+          <m:t>H</m:t>
+        </m:r>
+      </m:oMath>
+      <w:r>
+        <w:t xml:space="preserve"> </w:t>
+      </w:r>
+      <w:r>
+        <w:t xml:space="preserve">by the same part,</w:t>
+      </w:r>
+      <w:r>
+        <w:t xml:space="preserve"> </w:t>
+      </w:r>
+      <w:r>
+        <w:t xml:space="preserve">and</w:t>
+      </w:r>
+      <w:r>
+        <w:t xml:space="preserve"> </w:t>
+      </w:r>
+      <w:r>
+        <w:t xml:space="preserve">$(\mathord{\smash[b]{\underset{\raise.3ex\hbox{$\scriptstyle\sim$}}{x}}\vphantom{x}}_0 + \mathord{\smash[b]{\underset{\raise.3ex\hbox{$\scriptstyle\sim$}}{s}}\vphantom{s}}) - \mathord{\smash[b]{\underset{\raise.3ex\hbox{$\scriptstyle\sim$}}{x}}\vphantom{x}}_0 = \mathord{\smash[b]{\underset{\raise.3ex\hbox{$\scriptstyle\sim$}}{s}}\vphantom{s}}$</w:t>
+      </w:r>
+      <w:r>
+        <w:t xml:space="preserve">.</w:t>
+      </w:r>
+      <w:r>
+        <w:t xml:space="preserve"> </w:t>
+      </w:r>
+      <w:r>
+        <w:t xml:space="preserve">So</w:t>
+      </w:r>
+      <w:r>
+        <w:t xml:space="preserve"> </w:t>
+      </w:r>
+      <m:oMath>
+        <m:r>
+          <m:t>D</m:t>
+        </m:r>
+        <m:r>
+          <m:rPr>
+            <m:sty m:val="p"/>
+          </m:rPr>
+          <m:t>(</m:t>
+        </m:r>
+        <m:r>
+          <m:rPr>
+            <m:scr m:val="script"/>
+            <m:sty m:val="p"/>
+          </m:rPr>
+          <m:t>H</m:t>
+        </m:r>
+        <m:r>
+          <m:rPr>
+            <m:sty m:val="p"/>
+          </m:rPr>
+          <m:t>)</m:t>
+        </m:r>
+        <m:r>
+          <m:rPr>
+            <m:sty m:val="p"/>
+          </m:rPr>
+          <m:t>=</m:t>
+        </m:r>
+        <m:sSub>
+          <m:e>
+            <m:r>
+              <m:rPr>
+                <m:scr m:val="script"/>
+                <m:sty m:val="p"/>
+              </m:rPr>
+              <m:t>H</m:t>
+            </m:r>
+          </m:e>
+          <m:sub>
+            <m:r>
+              <m:t>0</m:t>
+            </m:r>
+          </m:sub>
+        </m:sSub>
+      </m:oMath>
+      <w:r>
+        <w:t xml:space="preserve">, which has dimension</w:t>
+      </w:r>
+      <w:r>
+        <w:t xml:space="preserve"> </w:t>
+      </w:r>
+      <m:oMath>
+        <m:r>
+          <m:t>p</m:t>
+        </m:r>
+        <m:r>
+          <m:rPr>
+            <m:sty m:val="p"/>
+          </m:rPr>
+          <m:t>−</m:t>
+        </m:r>
+        <m:r>
+          <m:t>1</m:t>
+        </m:r>
+      </m:oMath>
+      <w:r>
+        <w:t xml:space="preserve"> </w:t>
+      </w:r>
+      <w:r>
+        <w:t xml:space="preserve">by</w:t>
+      </w:r>
+      <w:r>
+        <w:t xml:space="preserve"> </w:t>
+      </w:r>
+      <w:hyperlink w:anchor="thm-hyperplane-subspace">
+        <w:r>
+          <w:rPr>
+            <w:rStyle w:val="Hyperlink"/>
+          </w:rPr>
+          <w:t xml:space="preserve">Theorem 11</w:t>
+        </w:r>
+      </w:hyperlink>
+      <w:r>
+        <w:t xml:space="preserve"> </w:t>
+      </w:r>
+      <w:r>
+        <w:t xml:space="preserve">part 1.</w:t>
+      </w:r>
+    </w:p>
+    <w:p>
+      <w:pPr>
+        <w:pStyle w:val="BodyText"/>
+      </w:pPr>
+      <w:r>
+        <w:rPr>
+          <w:b/>
+          <w:bCs/>
+        </w:rPr>
+        <w:t xml:space="preserve">Part 2.</w:t>
+      </w:r>
+      <w:r>
+        <w:t xml:space="preserve"> </w:t>
+      </w:r>
+      <w:r>
+        <w:t xml:space="preserve">Every difference is in</w:t>
       </w:r>
       <w:r>
         <w:t xml:space="preserve"> </w:t>
@@ -26882,15 +26855,21 @@
         </m:sSup>
       </m:oMath>
       <w:r>
-        <w:t xml:space="preserve"> </w:t>
-      </w:r>
-      <w:r>
-        <w:t xml:space="preserve">is in exactly one of</w:t>
-      </w:r>
-      <w:r>
-        <w:t xml:space="preserve"> </w:t>
-      </w:r>
-      <m:oMath>
+        <w:t xml:space="preserve">, so</w:t>
+      </w:r>
+      <w:r>
+        <w:t xml:space="preserve"> </w:t>
+      </w:r>
+      <m:oMath>
+        <m:r>
+          <m:t>D</m:t>
+        </m:r>
+        <m:r>
+          <m:rPr>
+            <m:sty m:val="p"/>
+          </m:rPr>
+          <m:t>(</m:t>
+        </m:r>
         <m:sSup>
           <m:e>
             <m:r>
@@ -26910,290 +26889,11 @@
             </m:r>
           </m:sup>
         </m:sSup>
-      </m:oMath>
-      <w:r>
-        <w:t xml:space="preserve">,</w:t>
-      </w:r>
-      <w:r>
-        <w:t xml:space="preserve"> </w:t>
-      </w:r>
-      <m:oMath>
-        <m:r>
-          <m:rPr>
-            <m:scr m:val="script"/>
-            <m:sty m:val="p"/>
-          </m:rPr>
-          <m:t>H</m:t>
-        </m:r>
-      </m:oMath>
-      <w:r>
-        <w:t xml:space="preserve"> </w:t>
-      </w:r>
-      <w:r>
-        <w:t xml:space="preserve">and</w:t>
-      </w:r>
-      <w:r>
-        <w:t xml:space="preserve"> </w:t>
-      </w:r>
-      <m:oMath>
-        <m:sSup>
-          <m:e>
-            <m:r>
-              <m:rPr>
-                <m:scr m:val="script"/>
-                <m:sty m:val="p"/>
-              </m:rPr>
-              <m:t>H</m:t>
-            </m:r>
-          </m:e>
-          <m:sup>
-            <m:r>
-              <m:rPr>
-                <m:sty m:val="p"/>
-              </m:rPr>
-              <m:t>−</m:t>
-            </m:r>
-          </m:sup>
-        </m:sSup>
-      </m:oMath>
-      <w:r>
-        <w:t xml:space="preserve">,</w:t>
-      </w:r>
-      <w:r>
-        <w:t xml:space="preserve"> </w:t>
-      </w:r>
-      <w:r>
-        <w:t xml:space="preserve">because the number</w:t>
-      </w:r>
-      <w:r>
-        <w:t xml:space="preserve"> </w:t>
-      </w:r>
-      <w:r>
-        <w:t xml:space="preserve">$\mathord{\smash[b]{\underset{\raise.3ex\hbox{$\scriptstyle\sim$}}{w}}\vphantom{w}} \cdot \mathord{\smash[b]{\underset{\raise.3ex\hbox{$\scriptstyle\sim$}}{x}}\vphantom{x}} + b$</w:t>
-      </w:r>
-      <w:r>
-        <w:t xml:space="preserve"> </w:t>
-      </w:r>
-      <w:r>
-        <w:t xml:space="preserve">is positive, zero or negative.</w:t>
-      </w:r>
-      <w:r>
-        <w:t xml:space="preserve"> </w:t>
-      </w:r>
-      <w:r>
-        <w:t xml:space="preserve">The vector</w:t>
-      </w:r>
-      <w:r>
-        <w:t xml:space="preserve"> </w:t>
-      </w:r>
-      <w:r>
-        <w:t xml:space="preserve">$\mathord{\smash[b]{\underset{\raise.3ex\hbox{$\scriptstyle\sim$}}{w}}\vphantom{w}}$</w:t>
-      </w:r>
-      <w:r>
-        <w:t xml:space="preserve"> </w:t>
-      </w:r>
-      <w:r>
-        <w:t xml:space="preserve">points into</w:t>
-      </w:r>
-      <w:r>
-        <w:t xml:space="preserve"> </w:t>
-      </w:r>
-      <m:oMath>
-        <m:sSup>
-          <m:e>
-            <m:r>
-              <m:rPr>
-                <m:scr m:val="script"/>
-                <m:sty m:val="p"/>
-              </m:rPr>
-              <m:t>H</m:t>
-            </m:r>
-          </m:e>
-          <m:sup>
-            <m:r>
-              <m:rPr>
-                <m:sty m:val="p"/>
-              </m:rPr>
-              <m:t>+</m:t>
-            </m:r>
-          </m:sup>
-        </m:sSup>
-      </m:oMath>
-      <w:r>
-        <w:t xml:space="preserve">:</w:t>
-      </w:r>
-      <w:r>
-        <w:t xml:space="preserve"> </w:t>
-      </w:r>
-      <w:r>
-        <w:t xml:space="preserve">the number</w:t>
-      </w:r>
-      <w:r>
-        <w:t xml:space="preserve"> </w:t>
-      </w:r>
-      <w:r>
-        <w:t xml:space="preserve">$\mathord{\smash[b]{\underset{\raise.3ex\hbox{$\scriptstyle\sim$}}{w}}\vphantom{w}} \cdot \mathord{\smash[b]{\underset{\raise.3ex\hbox{$\scriptstyle\sim$}}{x}}\vphantom{x}} + b$</w:t>
-      </w:r>
-      <w:r>
-        <w:t xml:space="preserve"> </w:t>
-      </w:r>
-      <w:r>
-        <w:t xml:space="preserve">goes up when</w:t>
-      </w:r>
-      <w:r>
-        <w:t xml:space="preserve"> </w:t>
-      </w:r>
-      <w:r>
-        <w:t xml:space="preserve">$\mathord{\smash[b]{\underset{\raise.3ex\hbox{$\scriptstyle\sim$}}{x}}\vphantom{x}}$</w:t>
-      </w:r>
-      <w:r>
-        <w:t xml:space="preserve"> </w:t>
-      </w:r>
-      <w:r>
-        <w:t xml:space="preserve">moves in the direction</w:t>
-      </w:r>
-      <w:r>
-        <w:t xml:space="preserve"> </w:t>
-      </w:r>
-      <w:r>
-        <w:t xml:space="preserve">$\mathord{\smash[b]{\underset{\raise.3ex\hbox{$\scriptstyle\sim$}}{w}}\vphantom{w}}$</w:t>
-      </w:r>
-      <w:r>
-        <w:t xml:space="preserve">.</w:t>
-      </w:r>
-    </w:p>
-    <w:bookmarkEnd w:id="94"/>
-    <w:bookmarkStart w:id="95" w:name="thm-half-space-dimension"/>
-    <w:p>
-      <w:pPr>
-        <w:pStyle w:val="BodyText"/>
-      </w:pPr>
-      <w:r>
-        <w:rPr>
-          <w:b/>
-          <w:bCs/>
-        </w:rPr>
-        <w:t xml:space="preserve">Theorem 14 (Differences of points in a hyperplane and in a half-space)</w:t>
-      </w:r>
-      <w:r>
-        <w:t xml:space="preserve"> </w:t>
-      </w:r>
-      <w:r>
-        <w:t xml:space="preserve">Let</w:t>
-      </w:r>
-      <w:r>
-        <w:t xml:space="preserve"> </w:t>
-      </w:r>
-      <w:r>
-        <w:t xml:space="preserve">$\mathord{\smash[b]{\underset{\raise.3ex\hbox{$\scriptstyle\sim$}}{w}}\vphantom{w}} \in \mathbb{R}^p$</w:t>
-      </w:r>
-      <w:r>
-        <w:t xml:space="preserve"> </w:t>
-      </w:r>
-      <w:r>
-        <w:t xml:space="preserve">be nonzero, let</w:t>
-      </w:r>
-      <w:r>
-        <w:t xml:space="preserve"> </w:t>
-      </w:r>
-      <m:oMath>
-        <m:r>
-          <m:t>b</m:t>
-        </m:r>
-        <m:r>
-          <m:rPr>
-            <m:sty m:val="p"/>
-          </m:rPr>
-          <m:t>∈</m:t>
-        </m:r>
-        <m:r>
-          <m:rPr>
-            <m:scr m:val="double-struck"/>
-            <m:sty m:val="p"/>
-          </m:rPr>
-          <m:t>R</m:t>
-        </m:r>
-      </m:oMath>
-      <w:r>
-        <w:t xml:space="preserve">,</w:t>
-      </w:r>
-      <w:r>
-        <w:t xml:space="preserve"> </w:t>
-      </w:r>
-      <w:r>
-        <w:t xml:space="preserve">and let</w:t>
-      </w:r>
-      <w:r>
-        <w:t xml:space="preserve"> </w:t>
-      </w:r>
-      <m:oMath>
-        <m:r>
-          <m:rPr>
-            <m:scr m:val="script"/>
-            <m:sty m:val="p"/>
-          </m:rPr>
-          <m:t>H</m:t>
-        </m:r>
-      </m:oMath>
-      <w:r>
-        <w:t xml:space="preserve">,</w:t>
-      </w:r>
-      <w:r>
-        <w:t xml:space="preserve"> </w:t>
-      </w:r>
-      <m:oMath>
-        <m:sSup>
-          <m:e>
-            <m:r>
-              <m:rPr>
-                <m:scr m:val="script"/>
-                <m:sty m:val="p"/>
-              </m:rPr>
-              <m:t>H</m:t>
-            </m:r>
-          </m:e>
-          <m:sup>
-            <m:r>
-              <m:rPr>
-                <m:sty m:val="p"/>
-              </m:rPr>
-              <m:t>+</m:t>
-            </m:r>
-          </m:sup>
-        </m:sSup>
-      </m:oMath>
-      <w:r>
-        <w:t xml:space="preserve"> </w:t>
-      </w:r>
-      <w:r>
-        <w:t xml:space="preserve">be the hyperplane and open half-space of</w:t>
-      </w:r>
-      <w:r>
-        <w:t xml:space="preserve"> </w:t>
-      </w:r>
-      <w:hyperlink w:anchor="def-half-space">
-        <w:r>
-          <w:rPr>
-            <w:rStyle w:val="Hyperlink"/>
-          </w:rPr>
-          <w:t xml:space="preserve">Definition 9</w:t>
-        </w:r>
-      </w:hyperlink>
-      <w:r>
-        <w:t xml:space="preserve">.</w:t>
-      </w:r>
-      <w:r>
-        <w:t xml:space="preserve"> </w:t>
-      </w:r>
-      <w:r>
-        <w:t xml:space="preserve">For a set</w:t>
-      </w:r>
-      <w:r>
-        <w:t xml:space="preserve"> </w:t>
-      </w:r>
-      <m:oMath>
-        <m:r>
-          <m:t>S</m:t>
+        <m:r>
+          <m:rPr>
+            <m:sty m:val="p"/>
+          </m:rPr>
+          <m:t>)</m:t>
         </m:r>
         <m:r>
           <m:rPr>
@@ -27219,578 +26919,28 @@
         </m:sSup>
       </m:oMath>
       <w:r>
-        <w:t xml:space="preserve">, let</w:t>
-      </w:r>
-      <w:r>
-        <w:t xml:space="preserve"> </w:t>
-      </w:r>
-      <w:r>
-        <w:t xml:space="preserve">$D(S) \stackrel{\text{def}}{=}\mathopen{}\left\{\mathord{\smash[b]{\underset{\raise.3ex\hbox{$\scriptstyle\sim$}}{y}}\vphantom{y}}- \mathord{\smash[b]{\underset{\raise.3ex\hbox{$\scriptstyle\sim$}}{x}}\vphantom{x}}: \mathord{\smash[b]{\underset{\raise.3ex\hbox{$\scriptstyle\sim$}}{x}}\vphantom{x}}, \mathord{\smash[b]{\underset{\raise.3ex\hbox{$\scriptstyle\sim$}}{y}}\vphantom{y}}\in S\right\}\mathclose{}$</w:t>
-      </w:r>
-      <w:r>
-        <w:t xml:space="preserve"> </w:t>
-      </w:r>
-      <w:r>
-        <w:t xml:space="preserve">be the set of differences of its points.</w:t>
-      </w:r>
-    </w:p>
-    <w:p>
-      <w:pPr>
-        <w:pStyle w:val="Compact"/>
-        <w:numPr>
-          <w:ilvl w:val="0"/>
-          <w:numId w:val="1007"/>
-        </w:numPr>
-      </w:pPr>
-      <w:r>
-        <w:t xml:space="preserve">$D(\mathcal{H}) = \mathopen{}\left\{\mathord{\smash[b]{\underset{\raise.3ex\hbox{$\scriptstyle\sim$}}{s}}\vphantom{s}} : \mathord{\smash[b]{\underset{\raise.3ex\hbox{$\scriptstyle\sim$}}{w}}\vphantom{w}} \cdot \mathord{\smash[b]{\underset{\raise.3ex\hbox{$\scriptstyle\sim$}}{s}}\vphantom{s}} = 0\right\}\mathclose{}$</w:t>
-      </w:r>
-      <w:r>
-        <w:t xml:space="preserve">,</w:t>
-      </w:r>
-      <w:r>
-        <w:t xml:space="preserve"> </w:t>
-      </w:r>
-      <w:r>
-        <w:t xml:space="preserve">a subspace of dimension</w:t>
-      </w:r>
-      <w:r>
-        <w:t xml:space="preserve"> </w:t>
-      </w:r>
-      <m:oMath>
-        <m:r>
-          <m:t>p</m:t>
-        </m:r>
-        <m:r>
-          <m:rPr>
-            <m:sty m:val="p"/>
-          </m:rPr>
-          <m:t>−</m:t>
-        </m:r>
-        <m:r>
-          <m:t>1</m:t>
-        </m:r>
-      </m:oMath>
-      <w:r>
         <w:t xml:space="preserve">.</w:t>
       </w:r>
-    </w:p>
-    <w:p>
-      <w:pPr>
-        <w:pStyle w:val="Compact"/>
-        <w:numPr>
-          <w:ilvl w:val="0"/>
-          <w:numId w:val="1007"/>
-        </w:numPr>
-      </w:pPr>
-      <m:oMath>
-        <m:r>
-          <m:t>D</m:t>
-        </m:r>
-        <m:r>
-          <m:rPr>
-            <m:sty m:val="p"/>
-          </m:rPr>
-          <m:t>(</m:t>
-        </m:r>
-        <m:sSup>
-          <m:e>
-            <m:r>
-              <m:rPr>
-                <m:scr m:val="script"/>
-                <m:sty m:val="p"/>
-              </m:rPr>
-              <m:t>H</m:t>
-            </m:r>
-          </m:e>
-          <m:sup>
-            <m:r>
-              <m:rPr>
-                <m:sty m:val="p"/>
-              </m:rPr>
-              <m:t>+</m:t>
-            </m:r>
-          </m:sup>
-        </m:sSup>
-        <m:r>
-          <m:rPr>
-            <m:sty m:val="p"/>
-          </m:rPr>
-          <m:t>)</m:t>
-        </m:r>
-        <m:r>
-          <m:rPr>
-            <m:sty m:val="p"/>
-          </m:rPr>
-          <m:t>=</m:t>
-        </m:r>
-        <m:sSup>
-          <m:e>
-            <m:r>
-              <m:rPr>
-                <m:scr m:val="double-struck"/>
-                <m:sty m:val="p"/>
-              </m:rPr>
-              <m:t>R</m:t>
-            </m:r>
-          </m:e>
-          <m:sup>
-            <m:r>
-              <m:t>p</m:t>
-            </m:r>
-          </m:sup>
-        </m:sSup>
-      </m:oMath>
-      <w:r>
-        <w:t xml:space="preserve">, a subspace of dimension</w:t>
-      </w:r>
-      <w:r>
-        <w:t xml:space="preserve"> </w:t>
-      </w:r>
-      <m:oMath>
-        <m:r>
-          <m:t>p</m:t>
-        </m:r>
-      </m:oMath>
+      <w:r>
+        <w:t xml:space="preserve"> </w:t>
+      </w:r>
+      <w:r>
+        <w:t xml:space="preserve">For the reverse inclusion, take any</w:t>
+      </w:r>
+      <w:r>
+        <w:t xml:space="preserve"> </w:t>
+      </w:r>
+      <w:r>
+        <w:t xml:space="preserve">$\mathord{\smash[b]{\underset{\raise.3ex\hbox{$\scriptstyle\sim$}}{x}}\vphantom{x}}_0 \in \mathcal{H}$</w:t>
+      </w:r>
       <w:r>
         <w:t xml:space="preserve">.</w:t>
       </w:r>
-    </w:p>
-    <w:p>
-      <w:pPr>
-        <w:pStyle w:val="FirstParagraph"/>
-      </w:pPr>
-      <w:r>
-        <w:t xml:space="preserve">The same holds for</w:t>
-      </w:r>
-      <w:r>
-        <w:t xml:space="preserve"> </w:t>
-      </w:r>
-      <m:oMath>
-        <m:sSup>
-          <m:e>
-            <m:r>
-              <m:rPr>
-                <m:scr m:val="script"/>
-                <m:sty m:val="p"/>
-              </m:rPr>
-              <m:t>H</m:t>
-            </m:r>
-          </m:e>
-          <m:sup>
-            <m:r>
-              <m:rPr>
-                <m:sty m:val="p"/>
-              </m:rPr>
-              <m:t>−</m:t>
-            </m:r>
-          </m:sup>
-        </m:sSup>
-      </m:oMath>
-      <w:r>
-        <w:t xml:space="preserve">.</w:t>
-      </w:r>
-    </w:p>
-    <w:bookmarkEnd w:id="95"/>
-    <w:p>
-      <w:pPr>
-        <w:pStyle w:val="BodyText"/>
-      </w:pPr>
-      <w:r>
-        <w:rPr>
-          <w:i/>
-          <w:iCs/>
-        </w:rPr>
-        <w:t xml:space="preserve">Proof</w:t>
-      </w:r>
-      <w:r>
-        <w:t xml:space="preserve">. </w:t>
-      </w:r>
-      <w:r>
-        <w:rPr>
-          <w:b/>
-          <w:bCs/>
-        </w:rPr>
-        <w:t xml:space="preserve">Part 1.</w:t>
-      </w:r>
-      <w:r>
-        <w:t xml:space="preserve"> </w:t>
-      </w:r>
-      <w:r>
-        <w:t xml:space="preserve">Let</w:t>
-      </w:r>
-      <w:r>
-        <w:t xml:space="preserve"> </w:t>
-      </w:r>
-      <w:r>
-        <w:t xml:space="preserve">$\mathord{\smash[b]{\underset{\raise.3ex\hbox{$\scriptstyle\sim$}}{x}}\vphantom{x}}, \mathord{\smash[b]{\underset{\raise.3ex\hbox{$\scriptstyle\sim$}}{y}}\vphantom{y}}\in \mathcal{H}$</w:t>
-      </w:r>
-      <w:r>
-        <w:t xml:space="preserve">.</w:t>
-      </w:r>
-      <w:r>
-        <w:t xml:space="preserve"> </w:t>
-      </w:r>
-      <w:r>
-        <w:t xml:space="preserve">By</w:t>
-      </w:r>
-      <w:r>
-        <w:t xml:space="preserve"> </w:t>
-      </w:r>
-      <w:hyperlink w:anchor="thm-hyperplane-subspace">
-        <w:r>
-          <w:rPr>
-            <w:rStyle w:val="Hyperlink"/>
-          </w:rPr>
-          <w:t xml:space="preserve">Theorem 12</w:t>
-        </w:r>
-      </w:hyperlink>
-      <w:r>
-        <w:t xml:space="preserve"> </w:t>
-      </w:r>
-      <w:r>
-        <w:t xml:space="preserve">part 3,</w:t>
-      </w:r>
-      <w:r>
-        <w:t xml:space="preserve"> </w:t>
-      </w:r>
-      <w:r>
-        <w:t xml:space="preserve">$\mathord{\smash[b]{\underset{\raise.3ex\hbox{$\scriptstyle\sim$}}{w}}\vphantom{w}} \cdot (\mathord{\smash[b]{\underset{\raise.3ex\hbox{$\scriptstyle\sim$}}{y}}\vphantom{y}}- \mathord{\smash[b]{\underset{\raise.3ex\hbox{$\scriptstyle\sim$}}{x}}\vphantom{x}}) = 0$</w:t>
-      </w:r>
-      <w:r>
-        <w:t xml:space="preserve">,</w:t>
-      </w:r>
-      <w:r>
-        <w:t xml:space="preserve"> </w:t>
-      </w:r>
-      <w:r>
-        <w:t xml:space="preserve">so</w:t>
-      </w:r>
-      <w:r>
-        <w:t xml:space="preserve"> </w:t>
-      </w:r>
-      <w:r>
-        <w:t xml:space="preserve">$\mathord{\smash[b]{\underset{\raise.3ex\hbox{$\scriptstyle\sim$}}{y}}\vphantom{y}}- \mathord{\smash[b]{\underset{\raise.3ex\hbox{$\scriptstyle\sim$}}{x}}\vphantom{x}}\in \mathcal{H}_0 = \mathopen{}\left\{\mathord{\smash[b]{\underset{\raise.3ex\hbox{$\scriptstyle\sim$}}{s}}\vphantom{s}} : \mathord{\smash[b]{\underset{\raise.3ex\hbox{$\scriptstyle\sim$}}{w}}\vphantom{w}} \cdot \mathord{\smash[b]{\underset{\raise.3ex\hbox{$\scriptstyle\sim$}}{s}}\vphantom{s}} = 0\right\}\mathclose{}$</w:t>
-      </w:r>
-      <w:r>
-        <w:t xml:space="preserve">.</w:t>
-      </w:r>
-      <w:r>
-        <w:t xml:space="preserve"> </w:t>
-      </w:r>
-      <w:r>
-        <w:t xml:space="preserve">Conversely, fix any</w:t>
-      </w:r>
-      <w:r>
-        <w:t xml:space="preserve"> </w:t>
-      </w:r>
-      <w:r>
-        <w:t xml:space="preserve">$\mathord{\smash[b]{\underset{\raise.3ex\hbox{$\scriptstyle\sim$}}{x}}\vphantom{x}}_0 \in \mathcal{H}$</w:t>
-      </w:r>
-      <w:r>
-        <w:t xml:space="preserve"> </w:t>
-      </w:r>
-      <w:r>
-        <w:t xml:space="preserve">(it exists by</w:t>
-      </w:r>
-      <w:r>
-        <w:t xml:space="preserve"> </w:t>
-      </w:r>
-      <w:hyperlink w:anchor="thm-hyperplane-subspace">
-        <w:r>
-          <w:rPr>
-            <w:rStyle w:val="Hyperlink"/>
-          </w:rPr>
-          <w:t xml:space="preserve">Theorem 12</w:t>
-        </w:r>
-      </w:hyperlink>
-      <w:r>
-        <w:t xml:space="preserve"> </w:t>
-      </w:r>
-      <w:r>
-        <w:t xml:space="preserve">part 2).</w:t>
-      </w:r>
-      <w:r>
-        <w:t xml:space="preserve"> </w:t>
-      </w:r>
-      <w:r>
-        <w:t xml:space="preserve">For any</w:t>
-      </w:r>
-      <w:r>
-        <w:t xml:space="preserve"> </w:t>
-      </w:r>
-      <w:r>
-        <w:t xml:space="preserve">$\mathord{\smash[b]{\underset{\raise.3ex\hbox{$\scriptstyle\sim$}}{s}}\vphantom{s}} \in \mathcal{H}_0$</w:t>
-      </w:r>
-      <w:r>
-        <w:t xml:space="preserve">, the point</w:t>
-      </w:r>
-      <w:r>
-        <w:t xml:space="preserve"> </w:t>
-      </w:r>
-      <w:r>
-        <w:t xml:space="preserve">$\mathord{\smash[b]{\underset{\raise.3ex\hbox{$\scriptstyle\sim$}}{x}}\vphantom{x}}_0 + \mathord{\smash[b]{\underset{\raise.3ex\hbox{$\scriptstyle\sim$}}{s}}\vphantom{s}}$</w:t>
-      </w:r>
-      <w:r>
-        <w:t xml:space="preserve"> </w:t>
-      </w:r>
-      <w:r>
-        <w:t xml:space="preserve">is in</w:t>
-      </w:r>
-      <w:r>
-        <w:t xml:space="preserve"> </w:t>
-      </w:r>
-      <m:oMath>
-        <m:r>
-          <m:rPr>
-            <m:scr m:val="script"/>
-            <m:sty m:val="p"/>
-          </m:rPr>
-          <m:t>H</m:t>
-        </m:r>
-      </m:oMath>
-      <w:r>
-        <w:t xml:space="preserve"> </w:t>
-      </w:r>
-      <w:r>
-        <w:t xml:space="preserve">by the same part,</w:t>
-      </w:r>
-      <w:r>
-        <w:t xml:space="preserve"> </w:t>
-      </w:r>
-      <w:r>
-        <w:t xml:space="preserve">and</w:t>
-      </w:r>
-      <w:r>
-        <w:t xml:space="preserve"> </w:t>
-      </w:r>
-      <w:r>
-        <w:t xml:space="preserve">$(\mathord{\smash[b]{\underset{\raise.3ex\hbox{$\scriptstyle\sim$}}{x}}\vphantom{x}}_0 + \mathord{\smash[b]{\underset{\raise.3ex\hbox{$\scriptstyle\sim$}}{s}}\vphantom{s}}) - \mathord{\smash[b]{\underset{\raise.3ex\hbox{$\scriptstyle\sim$}}{x}}\vphantom{x}}_0 = \mathord{\smash[b]{\underset{\raise.3ex\hbox{$\scriptstyle\sim$}}{s}}\vphantom{s}}$</w:t>
-      </w:r>
-      <w:r>
-        <w:t xml:space="preserve">.</w:t>
-      </w:r>
-      <w:r>
-        <w:t xml:space="preserve"> </w:t>
-      </w:r>
-      <w:r>
-        <w:t xml:space="preserve">So</w:t>
-      </w:r>
-      <w:r>
-        <w:t xml:space="preserve"> </w:t>
-      </w:r>
-      <m:oMath>
-        <m:r>
-          <m:t>D</m:t>
-        </m:r>
-        <m:r>
-          <m:rPr>
-            <m:sty m:val="p"/>
-          </m:rPr>
-          <m:t>(</m:t>
-        </m:r>
-        <m:r>
-          <m:rPr>
-            <m:scr m:val="script"/>
-            <m:sty m:val="p"/>
-          </m:rPr>
-          <m:t>H</m:t>
-        </m:r>
-        <m:r>
-          <m:rPr>
-            <m:sty m:val="p"/>
-          </m:rPr>
-          <m:t>)</m:t>
-        </m:r>
-        <m:r>
-          <m:rPr>
-            <m:sty m:val="p"/>
-          </m:rPr>
-          <m:t>=</m:t>
-        </m:r>
-        <m:sSub>
-          <m:e>
-            <m:r>
-              <m:rPr>
-                <m:scr m:val="script"/>
-                <m:sty m:val="p"/>
-              </m:rPr>
-              <m:t>H</m:t>
-            </m:r>
-          </m:e>
-          <m:sub>
-            <m:r>
-              <m:t>0</m:t>
-            </m:r>
-          </m:sub>
-        </m:sSub>
-      </m:oMath>
-      <w:r>
-        <w:t xml:space="preserve">, which has dimension</w:t>
-      </w:r>
-      <w:r>
-        <w:t xml:space="preserve"> </w:t>
-      </w:r>
-      <m:oMath>
-        <m:r>
-          <m:t>p</m:t>
-        </m:r>
-        <m:r>
-          <m:rPr>
-            <m:sty m:val="p"/>
-          </m:rPr>
-          <m:t>−</m:t>
-        </m:r>
-        <m:r>
-          <m:t>1</m:t>
-        </m:r>
-      </m:oMath>
-      <w:r>
-        <w:t xml:space="preserve"> </w:t>
-      </w:r>
-      <w:r>
-        <w:t xml:space="preserve">by</w:t>
-      </w:r>
-      <w:r>
-        <w:t xml:space="preserve"> </w:t>
-      </w:r>
-      <w:hyperlink w:anchor="thm-hyperplane-subspace">
-        <w:r>
-          <w:rPr>
-            <w:rStyle w:val="Hyperlink"/>
-          </w:rPr>
-          <w:t xml:space="preserve">Theorem 12</w:t>
-        </w:r>
-      </w:hyperlink>
-      <w:r>
-        <w:t xml:space="preserve"> </w:t>
-      </w:r>
-      <w:r>
-        <w:t xml:space="preserve">part 1.</w:t>
-      </w:r>
-    </w:p>
-    <w:p>
-      <w:pPr>
-        <w:pStyle w:val="BodyText"/>
-      </w:pPr>
-      <w:r>
-        <w:rPr>
-          <w:b/>
-          <w:bCs/>
-        </w:rPr>
-        <w:t xml:space="preserve">Part 2.</w:t>
-      </w:r>
-      <w:r>
-        <w:t xml:space="preserve"> </w:t>
-      </w:r>
-      <w:r>
-        <w:t xml:space="preserve">Every difference is in</w:t>
-      </w:r>
-      <w:r>
-        <w:t xml:space="preserve"> </w:t>
-      </w:r>
-      <m:oMath>
-        <m:sSup>
-          <m:e>
-            <m:r>
-              <m:rPr>
-                <m:scr m:val="double-struck"/>
-                <m:sty m:val="p"/>
-              </m:rPr>
-              <m:t>R</m:t>
-            </m:r>
-          </m:e>
-          <m:sup>
-            <m:r>
-              <m:t>p</m:t>
-            </m:r>
-          </m:sup>
-        </m:sSup>
-      </m:oMath>
-      <w:r>
-        <w:t xml:space="preserve">, so</w:t>
-      </w:r>
-      <w:r>
-        <w:t xml:space="preserve"> </w:t>
-      </w:r>
-      <m:oMath>
-        <m:r>
-          <m:t>D</m:t>
-        </m:r>
-        <m:r>
-          <m:rPr>
-            <m:sty m:val="p"/>
-          </m:rPr>
-          <m:t>(</m:t>
-        </m:r>
-        <m:sSup>
-          <m:e>
-            <m:r>
-              <m:rPr>
-                <m:scr m:val="script"/>
-                <m:sty m:val="p"/>
-              </m:rPr>
-              <m:t>H</m:t>
-            </m:r>
-          </m:e>
-          <m:sup>
-            <m:r>
-              <m:rPr>
-                <m:sty m:val="p"/>
-              </m:rPr>
-              <m:t>+</m:t>
-            </m:r>
-          </m:sup>
-        </m:sSup>
-        <m:r>
-          <m:rPr>
-            <m:sty m:val="p"/>
-          </m:rPr>
-          <m:t>)</m:t>
-        </m:r>
-        <m:r>
-          <m:rPr>
-            <m:sty m:val="p"/>
-          </m:rPr>
-          <m:t>⊆</m:t>
-        </m:r>
-        <m:sSup>
-          <m:e>
-            <m:r>
-              <m:rPr>
-                <m:scr m:val="double-struck"/>
-                <m:sty m:val="p"/>
-              </m:rPr>
-              <m:t>R</m:t>
-            </m:r>
-          </m:e>
-          <m:sup>
-            <m:r>
-              <m:t>p</m:t>
-            </m:r>
-          </m:sup>
-        </m:sSup>
-      </m:oMath>
-      <w:r>
-        <w:t xml:space="preserve">.</w:t>
-      </w:r>
-      <w:r>
-        <w:t xml:space="preserve"> </w:t>
-      </w:r>
-      <w:r>
-        <w:t xml:space="preserve">For the other direction, fix any</w:t>
-      </w:r>
-      <w:r>
-        <w:t xml:space="preserve"> </w:t>
-      </w:r>
-      <w:r>
-        <w:t xml:space="preserve">$\mathord{\smash[b]{\underset{\raise.3ex\hbox{$\scriptstyle\sim$}}{x}}\vphantom{x}}_0 \in \mathcal{H}$</w:t>
-      </w:r>
-      <w:r>
-        <w:t xml:space="preserve"> </w:t>
-      </w:r>
-      <w:r>
-        <w:t xml:space="preserve">and any</w:t>
+      <w:r>
+        <w:t xml:space="preserve"> </w:t>
+      </w:r>
+      <w:r>
+        <w:t xml:space="preserve">Take any</w:t>
       </w:r>
       <w:r>
         <w:t xml:space="preserve"> </w:t>
@@ -28088,7 +27238,7 @@
       <w:r>
         <w:t xml:space="preserve">(</w:t>
       </w:r>
-      <w:hyperlink r:id="rId53">
+      <w:hyperlink r:id="rId48">
         <w:r>
           <w:rPr>
             <w:rStyle w:val="Hyperlink"/>
@@ -28193,7 +27343,7 @@
         <w:t xml:space="preserve">.</w:t>
       </w:r>
     </w:p>
-    <w:bookmarkStart w:id="100" w:name="exm-half-space-iris"/>
+    <w:bookmarkStart w:id="95" w:name="exm-half-space-iris"/>
     <w:p>
       <w:pPr>
         <w:pStyle w:val="BodyText"/>
@@ -28203,7 +27353,7 @@
           <w:b/>
           <w:bCs/>
         </w:rPr>
-        <w:t xml:space="preserve">Example 23 (Two iris species on either side of a line)</w:t>
+        <w:t xml:space="preserve">Example 22 (Two iris species on either side of a line)</w:t>
       </w:r>
       <w:r>
         <w:t xml:space="preserve"> </w:t>
@@ -28336,7 +27486,7 @@
       <w:r>
         <w:t xml:space="preserve">(</w:t>
       </w:r>
-      <w:hyperlink r:id="rId81">
+      <w:hyperlink r:id="rId76">
         <w:r>
           <w:rPr>
             <w:rStyle w:val="Hyperlink"/>
@@ -29306,7 +28456,7 @@
       <w:tr>
         <w:tc>
           <w:tcPr/>
-          <w:bookmarkStart w:id="99" w:name="fig-half-space-iris"/>
+          <w:bookmarkStart w:id="94" w:name="fig-half-space-iris"/>
           <w:p>
             <w:pPr>
               <w:pStyle w:val="Compact"/>
@@ -29317,18 +28467,18 @@
                 <wp:inline>
                   <wp:extent cx="4620126" cy="3696101"/>
                   <wp:effectExtent b="0" l="0" r="0" t="0"/>
-                  <wp:docPr descr="" title="" id="97" name="Picture"/>
+                  <wp:docPr descr="" title="" id="92" name="Picture"/>
                   <a:graphic>
                     <a:graphicData uri="http://schemas.openxmlformats.org/drawingml/2006/picture">
                       <pic:pic>
                         <pic:nvPicPr>
-                          <pic:cNvPr descr="linear-algebra-rank-nullity_files/figure-docx/fig-half-space-iris-1.png" id="98" name="Picture"/>
+                          <pic:cNvPr descr="linear-algebra-rank-nullity_files/figure-docx/fig-half-space-iris-1.png" id="93" name="Picture"/>
                           <pic:cNvPicPr>
                             <a:picLocks noChangeArrowheads="1" noChangeAspect="1"/>
                           </pic:cNvPicPr>
                         </pic:nvPicPr>
                         <pic:blipFill>
-                          <a:blip r:embed="rId96"/>
+                          <a:blip r:embed="rId91"/>
                           <a:stretch>
                             <a:fillRect/>
                           </a:stretch>
@@ -29368,7 +28518,7 @@
               <w:t xml:space="preserve">Figure 1: Petal length and width of versicolor and virginica irises, with the line where a logistic regression is indifferent between the two species</w:t>
             </w:r>
           </w:p>
-          <w:bookmarkEnd w:id="99"/>
+          <w:bookmarkEnd w:id="94"/>
         </w:tc>
       </w:tr>
     </w:tbl>
@@ -29585,15 +28735,15 @@
           <w:rPr>
             <w:rStyle w:val="Hyperlink"/>
           </w:rPr>
-          <w:t xml:space="preserve">Theorem 14</w:t>
+          <w:t xml:space="preserve">Theorem 13</w:t>
         </w:r>
       </w:hyperlink>
       <w:r>
         <w:t xml:space="preserve">).</w:t>
       </w:r>
     </w:p>
-    <w:bookmarkEnd w:id="100"/>
-    <w:bookmarkStart w:id="101" w:name="exr-half-space-sides"/>
+    <w:bookmarkEnd w:id="95"/>
+    <w:bookmarkStart w:id="96" w:name="exr-half-space-sides"/>
     <w:p>
       <w:pPr>
         <w:pStyle w:val="BodyText"/>
@@ -29702,7 +28852,7 @@
           <w:rPr>
             <w:rStyle w:val="Hyperlink"/>
           </w:rPr>
-          <w:t xml:space="preserve">Example 20</w:t>
+          <w:t xml:space="preserve">Example 19</w:t>
         </w:r>
       </w:hyperlink>
       <w:r>
@@ -29714,7 +28864,7 @@
         <w:pStyle w:val="Compact"/>
         <w:numPr>
           <w:ilvl w:val="0"/>
-          <w:numId w:val="1008"/>
+          <w:numId w:val="1007"/>
         </w:numPr>
       </w:pPr>
       <w:r>
@@ -29938,7 +29088,7 @@
         <w:pStyle w:val="Compact"/>
         <w:numPr>
           <w:ilvl w:val="0"/>
-          <w:numId w:val="1008"/>
+          <w:numId w:val="1007"/>
         </w:numPr>
       </w:pPr>
       <w:r>
@@ -29985,7 +29135,7 @@
         <w:pStyle w:val="Compact"/>
         <w:numPr>
           <w:ilvl w:val="0"/>
-          <w:numId w:val="1008"/>
+          <w:numId w:val="1007"/>
         </w:numPr>
       </w:pPr>
       <w:r>
@@ -30074,15 +29224,15 @@
           <w:rPr>
             <w:rStyle w:val="Hyperlink"/>
           </w:rPr>
-          <w:t xml:space="preserve">Theorem 14</w:t>
+          <w:t xml:space="preserve">Theorem 13</w:t>
         </w:r>
       </w:hyperlink>
       <w:r>
         <w:t xml:space="preserve">).</w:t>
       </w:r>
     </w:p>
-    <w:bookmarkEnd w:id="101"/>
-    <w:bookmarkStart w:id="102" w:name="sol-half-space-sides"/>
+    <w:bookmarkEnd w:id="96"/>
+    <w:bookmarkStart w:id="97" w:name="sol-half-space-sides"/>
     <w:p>
       <w:pPr>
         <w:pStyle w:val="FirstParagraph"/>
@@ -30102,7 +29252,7 @@
       <w:pPr>
         <w:numPr>
           <w:ilvl w:val="0"/>
-          <w:numId w:val="1009"/>
+          <w:numId w:val="1008"/>
         </w:numPr>
       </w:pPr>
       <w:r>
@@ -30126,7 +29276,7 @@
         <w:pStyle w:val="Compact"/>
         <w:numPr>
           <w:ilvl w:val="1"/>
-          <w:numId w:val="1010"/>
+          <w:numId w:val="1009"/>
         </w:numPr>
       </w:pPr>
       <w:r>
@@ -30271,7 +29421,7 @@
         <w:pStyle w:val="Compact"/>
         <w:numPr>
           <w:ilvl w:val="1"/>
-          <w:numId w:val="1010"/>
+          <w:numId w:val="1009"/>
         </w:numPr>
       </w:pPr>
       <w:r>
@@ -30389,7 +29539,7 @@
         <w:pStyle w:val="Compact"/>
         <w:numPr>
           <w:ilvl w:val="1"/>
-          <w:numId w:val="1010"/>
+          <w:numId w:val="1009"/>
         </w:numPr>
       </w:pPr>
       <w:r>
@@ -30527,7 +29677,7 @@
       <w:pPr>
         <w:numPr>
           <w:ilvl w:val="0"/>
-          <w:numId w:val="1009"/>
+          <w:numId w:val="1008"/>
         </w:numPr>
       </w:pPr>
       <w:r>
@@ -30951,7 +30101,7 @@
       <w:pPr>
         <w:numPr>
           <w:ilvl w:val="0"/>
-          <w:numId w:val="1009"/>
+          <w:numId w:val="1008"/>
         </w:numPr>
       </w:pPr>
       <w:r>
@@ -31136,8 +30286,8 @@
         <w:t xml:space="preserve">.</w:t>
       </w:r>
     </w:p>
-    <w:bookmarkEnd w:id="102"/>
-    <w:bookmarkStart w:id="103" w:name="def-rank-factorization"/>
+    <w:bookmarkEnd w:id="97"/>
+    <w:bookmarkStart w:id="98" w:name="def-rank-factorization"/>
     <w:p>
       <w:pPr>
         <w:pStyle w:val="FirstParagraph"/>
@@ -31426,8 +30576,8 @@
         </m:oMath>
       </m:oMathPara>
     </w:p>
-    <w:bookmarkEnd w:id="103"/>
-    <w:bookmarkStart w:id="104" w:name="exm-rank-factorization"/>
+    <w:bookmarkEnd w:id="98"/>
+    <w:bookmarkStart w:id="99" w:name="exm-rank-factorization"/>
     <w:p>
       <w:pPr>
         <w:pStyle w:val="FirstParagraph"/>
@@ -31437,7 +30587,7 @@
           <w:b/>
           <w:bCs/>
         </w:rPr>
-        <w:t xml:space="preserve">Example 24 (A rank factorization of a rank-one matrix)</w:t>
+        <w:t xml:space="preserve">Example 23 (A rank factorization of a rank-one matrix)</w:t>
       </w:r>
       <w:r>
         <w:t xml:space="preserve"> </w:t>
@@ -31498,7 +30648,7 @@
           <w:rPr>
             <w:rStyle w:val="Hyperlink"/>
           </w:rPr>
-          <w:t xml:space="preserve">Example 11</w:t>
+          <w:t xml:space="preserve">Example 10</w:t>
         </w:r>
       </w:hyperlink>
       <w:r>
@@ -32440,8 +31590,8 @@
         <w:t xml:space="preserve">.</w:t>
       </w:r>
     </w:p>
-    <w:bookmarkEnd w:id="104"/>
-    <w:bookmarkStart w:id="105" w:name="thm-rank-factorization"/>
+    <w:bookmarkEnd w:id="99"/>
+    <w:bookmarkStart w:id="100" w:name="thm-rank-factorization"/>
     <w:p>
       <w:pPr>
         <w:pStyle w:val="BodyText"/>
@@ -32451,7 +31601,7 @@
           <w:b/>
           <w:bCs/>
         </w:rPr>
-        <w:t xml:space="preserve">Theorem 15 (Every nonzero matrix has a rank factorization)</w:t>
+        <w:t xml:space="preserve">Theorem 14 (Every nonzero matrix has a rank factorization)</w:t>
       </w:r>
       <w:r>
         <w:t xml:space="preserve"> </w:t>
@@ -32620,7 +31770,7 @@
         <w:t xml:space="preserve">.</w:t>
       </w:r>
     </w:p>
-    <w:bookmarkEnd w:id="105"/>
+    <w:bookmarkEnd w:id="100"/>
     <w:p>
       <w:pPr>
         <w:pStyle w:val="BodyText"/>
@@ -32687,7 +31837,7 @@
           <w:rPr>
             <w:rStyle w:val="Hyperlink"/>
           </w:rPr>
-          <w:t xml:space="preserve">Theorem 7</w:t>
+          <w:t xml:space="preserve">Theorem 6</w:t>
         </w:r>
       </w:hyperlink>
       <w:r>
@@ -32711,7 +31861,7 @@
       <w:r>
         <w:t xml:space="preserve">(</w:t>
       </w:r>
-      <w:hyperlink r:id="rId58">
+      <w:hyperlink r:id="rId53">
         <w:r>
           <w:rPr>
             <w:rStyle w:val="Hyperlink"/>
@@ -33115,7 +32265,7 @@
         <w:t xml:space="preserve">.</w:t>
       </w:r>
     </w:p>
-    <w:bookmarkStart w:id="106" w:name="exm-rank-factorization-construct"/>
+    <w:bookmarkStart w:id="101" w:name="exm-rank-factorization-construct"/>
     <w:p>
       <w:pPr>
         <w:pStyle w:val="BodyText"/>
@@ -33125,7 +32275,7 @@
           <w:b/>
           <w:bCs/>
         </w:rPr>
-        <w:t xml:space="preserve">Example 25 (Building a rank factorization from a basis)</w:t>
+        <w:t xml:space="preserve">Example 24 (Building a rank factorization from a basis)</w:t>
       </w:r>
       <w:r>
         <w:t xml:space="preserve"> </w:t>
@@ -33615,7 +32765,7 @@
           <w:rPr>
             <w:rStyle w:val="Hyperlink"/>
           </w:rPr>
-          <w:t xml:space="preserve">Theorem 15</w:t>
+          <w:t xml:space="preserve">Theorem 14</w:t>
         </w:r>
       </w:hyperlink>
       <w:r>
@@ -33784,16 +32934,16 @@
           <w:rPr>
             <w:rStyle w:val="Hyperlink"/>
           </w:rPr>
-          <w:t xml:space="preserve">Example 24</w:t>
+          <w:t xml:space="preserve">Example 23</w:t>
         </w:r>
       </w:hyperlink>
       <w:r>
         <w:t xml:space="preserve">.</w:t>
       </w:r>
     </w:p>
-    <w:bookmarkEnd w:id="106"/>
-    <w:bookmarkStart w:id="121" w:name="refs"/>
-    <w:bookmarkStart w:id="108" w:name="ref-wikipedia_row_and_column_spaces"/>
+    <w:bookmarkEnd w:id="101"/>
+    <w:bookmarkStart w:id="116" w:name="refs"/>
+    <w:bookmarkStart w:id="103" w:name="ref-wikipedia_row_and_column_spaces"/>
     <w:p>
       <w:pPr>
         <w:pStyle w:val="Bibliography"/>
@@ -33840,7 +32990,7 @@
       <w:r>
         <w:t xml:space="preserve"> </w:t>
       </w:r>
-      <w:hyperlink r:id="rId107">
+      <w:hyperlink r:id="rId102">
         <w:r>
           <w:rPr>
             <w:rStyle w:val="Hyperlink"/>
@@ -33849,8 +32999,8 @@
         </w:r>
       </w:hyperlink>
     </w:p>
-    <w:bookmarkEnd w:id="108"/>
-    <w:bookmarkStart w:id="110" w:name="ref-wikipedia_gram_matrix"/>
+    <w:bookmarkEnd w:id="103"/>
+    <w:bookmarkStart w:id="105" w:name="ref-wikipedia_gram_matrix"/>
     <w:p>
       <w:pPr>
         <w:pStyle w:val="Bibliography"/>
@@ -33897,7 +33047,7 @@
       <w:r>
         <w:t xml:space="preserve"> </w:t>
       </w:r>
-      <w:hyperlink r:id="rId109">
+      <w:hyperlink r:id="rId104">
         <w:r>
           <w:rPr>
             <w:rStyle w:val="Hyperlink"/>
@@ -33906,8 +33056,8 @@
         </w:r>
       </w:hyperlink>
     </w:p>
-    <w:bookmarkEnd w:id="110"/>
-    <w:bookmarkStart w:id="112" w:name="ref-zhou2024rank"/>
+    <w:bookmarkEnd w:id="105"/>
+    <w:bookmarkStart w:id="107" w:name="ref-zhou2024rank"/>
     <w:p>
       <w:pPr>
         <w:pStyle w:val="Bibliography"/>
@@ -33939,7 +33089,7 @@
       <w:r>
         <w:t xml:space="preserve"> </w:t>
       </w:r>
-      <w:hyperlink r:id="rId111">
+      <w:hyperlink r:id="rId106">
         <w:r>
           <w:rPr>
             <w:rStyle w:val="Hyperlink"/>
@@ -33948,8 +33098,8 @@
         </w:r>
       </w:hyperlink>
     </w:p>
-    <w:bookmarkEnd w:id="112"/>
-    <w:bookmarkStart w:id="114" w:name="ref-wikipedia_rank_nullity_theorem"/>
+    <w:bookmarkEnd w:id="107"/>
+    <w:bookmarkStart w:id="109" w:name="ref-wikipedia_rank_nullity_theorem"/>
     <w:p>
       <w:pPr>
         <w:pStyle w:val="Bibliography"/>
@@ -33996,7 +33146,7 @@
       <w:r>
         <w:t xml:space="preserve"> </w:t>
       </w:r>
-      <w:hyperlink r:id="rId113">
+      <w:hyperlink r:id="rId108">
         <w:r>
           <w:rPr>
             <w:rStyle w:val="Hyperlink"/>
@@ -34005,8 +33155,8 @@
         </w:r>
       </w:hyperlink>
     </w:p>
-    <w:bookmarkEnd w:id="114"/>
-    <w:bookmarkStart w:id="116" w:name="ref-wikipedia_affine_space"/>
+    <w:bookmarkEnd w:id="109"/>
+    <w:bookmarkStart w:id="111" w:name="ref-wikipedia_affine_space"/>
     <w:p>
       <w:pPr>
         <w:pStyle w:val="Bibliography"/>
@@ -34053,7 +33203,7 @@
       <w:r>
         <w:t xml:space="preserve"> </w:t>
       </w:r>
-      <w:hyperlink r:id="rId115">
+      <w:hyperlink r:id="rId110">
         <w:r>
           <w:rPr>
             <w:rStyle w:val="Hyperlink"/>
@@ -34062,8 +33212,8 @@
         </w:r>
       </w:hyperlink>
     </w:p>
-    <w:bookmarkEnd w:id="116"/>
-    <w:bookmarkStart w:id="118" w:name="ref-wikipedia_half_space_geometry"/>
+    <w:bookmarkEnd w:id="111"/>
+    <w:bookmarkStart w:id="113" w:name="ref-wikipedia_half_space_geometry"/>
     <w:p>
       <w:pPr>
         <w:pStyle w:val="Bibliography"/>
@@ -34110,7 +33260,7 @@
       <w:r>
         <w:t xml:space="preserve"> </w:t>
       </w:r>
-      <w:hyperlink r:id="rId117">
+      <w:hyperlink r:id="rId112">
         <w:r>
           <w:rPr>
             <w:rStyle w:val="Hyperlink"/>
@@ -34119,8 +33269,8 @@
         </w:r>
       </w:hyperlink>
     </w:p>
-    <w:bookmarkEnd w:id="118"/>
-    <w:bookmarkStart w:id="120" w:name="ref-wikipedia_rank_factorization"/>
+    <w:bookmarkEnd w:id="113"/>
+    <w:bookmarkStart w:id="115" w:name="ref-wikipedia_rank_factorization"/>
     <w:p>
       <w:pPr>
         <w:pStyle w:val="Bibliography"/>
@@ -34167,7 +33317,7 @@
       <w:r>
         <w:t xml:space="preserve"> </w:t>
       </w:r>
-      <w:hyperlink r:id="rId119">
+      <w:hyperlink r:id="rId114">
         <w:r>
           <w:rPr>
             <w:rStyle w:val="Hyperlink"/>
@@ -34176,9 +33326,9 @@
         </w:r>
       </w:hyperlink>
     </w:p>
-    <w:bookmarkEnd w:id="120"/>
-    <w:bookmarkEnd w:id="121"/>
-    <w:bookmarkEnd w:id="122"/>
+    <w:bookmarkEnd w:id="115"/>
+    <w:bookmarkEnd w:id="116"/>
+    <w:bookmarkEnd w:id="117"/>
     <w:sectPr>
       <w:footnotePr>
         <w:numRestart w:val="eachSect"/>
@@ -34541,6 +33691,9 @@
     </w:lvlOverride>
   </w:num>
   <w:num w:numId="1003">
+    <w:abstractNumId w:val="991"/>
+  </w:num>
+  <w:num w:numId="1004">
     <w:abstractNumId w:val="99411"/>
     <w:lvlOverride w:ilvl="0">
       <w:startOverride w:val="1"/>
@@ -34570,10 +33723,10 @@
       <w:startOverride w:val="1"/>
     </w:lvlOverride>
   </w:num>
-  <w:num w:numId="1004">
+  <w:num w:numId="1005">
     <w:abstractNumId w:val="991"/>
   </w:num>
-  <w:num w:numId="1005">
+  <w:num w:numId="1006">
     <w:abstractNumId w:val="99411"/>
     <w:lvlOverride w:ilvl="0">
       <w:startOverride w:val="1"/>
@@ -34602,9 +33755,6 @@
     <w:lvlOverride w:ilvl="8">
       <w:startOverride w:val="1"/>
     </w:lvlOverride>
-  </w:num>
-  <w:num w:numId="1006">
-    <w:abstractNumId w:val="991"/>
   </w:num>
   <w:num w:numId="1007">
     <w:abstractNumId w:val="99411"/>
@@ -34667,36 +33817,6 @@
     </w:lvlOverride>
   </w:num>
   <w:num w:numId="1009">
-    <w:abstractNumId w:val="99411"/>
-    <w:lvlOverride w:ilvl="0">
-      <w:startOverride w:val="1"/>
-    </w:lvlOverride>
-    <w:lvlOverride w:ilvl="1">
-      <w:startOverride w:val="1"/>
-    </w:lvlOverride>
-    <w:lvlOverride w:ilvl="2">
-      <w:startOverride w:val="1"/>
-    </w:lvlOverride>
-    <w:lvlOverride w:ilvl="3">
-      <w:startOverride w:val="1"/>
-    </w:lvlOverride>
-    <w:lvlOverride w:ilvl="4">
-      <w:startOverride w:val="1"/>
-    </w:lvlOverride>
-    <w:lvlOverride w:ilvl="5">
-      <w:startOverride w:val="1"/>
-    </w:lvlOverride>
-    <w:lvlOverride w:ilvl="6">
-      <w:startOverride w:val="1"/>
-    </w:lvlOverride>
-    <w:lvlOverride w:ilvl="7">
-      <w:startOverride w:val="1"/>
-    </w:lvlOverride>
-    <w:lvlOverride w:ilvl="8">
-      <w:startOverride w:val="1"/>
-    </w:lvlOverride>
-  </w:num>
-  <w:num w:numId="1010">
     <w:abstractNumId w:val="991"/>
   </w:num>
 </w:numbering>
